--- a/OS lab/assignmennt-08.docx
+++ b/OS lab/assignmennt-08.docx
@@ -182,7 +182,17 @@
           <w:szCs w:val="32"/>
           <w:u w:val="single"/>
         </w:rPr>
-        <w:t>Question 1</w:t>
+        <w:t xml:space="preserve">Question </w:t>
+      </w:r>
+      <w:proofErr w:type="gramStart"/>
+      <w:r>
+        <w:rPr>
+          <w:b/>
+          <w:sz w:val="40"/>
+          <w:szCs w:val="32"/>
+          <w:u w:val="single"/>
+        </w:rPr>
+        <w:t>1</w:t>
       </w:r>
       <w:r>
         <w:rPr>
@@ -199,6 +209,7 @@
         </w:rPr>
         <w:t>:</w:t>
       </w:r>
+      <w:proofErr w:type="gramEnd"/>
       <w:r>
         <w:t xml:space="preserve"> </w:t>
       </w:r>
@@ -333,6 +344,7 @@
         <w:t xml:space="preserve">void* </w:t>
       </w:r>
       <w:proofErr w:type="spellStart"/>
+      <w:proofErr w:type="gramStart"/>
       <w:r>
         <w:rPr>
           <w:bCs/>
@@ -346,7 +358,15 @@
           <w:bCs/>
           <w:sz w:val="28"/>
         </w:rPr>
-        <w:t xml:space="preserve">(void* </w:t>
+        <w:t>(</w:t>
+      </w:r>
+      <w:proofErr w:type="gramEnd"/>
+      <w:r>
+        <w:rPr>
+          <w:bCs/>
+          <w:sz w:val="28"/>
+        </w:rPr>
+        <w:t xml:space="preserve">void* </w:t>
       </w:r>
       <w:proofErr w:type="spellStart"/>
       <w:r>
@@ -380,6 +400,7 @@
         <w:t xml:space="preserve">    </w:t>
       </w:r>
       <w:proofErr w:type="spellStart"/>
+      <w:proofErr w:type="gramStart"/>
       <w:r>
         <w:rPr>
           <w:bCs/>
@@ -393,7 +414,15 @@
           <w:bCs/>
           <w:sz w:val="28"/>
         </w:rPr>
-        <w:t>("Hello from Child Thread\n");</w:t>
+        <w:t>(</w:t>
+      </w:r>
+      <w:proofErr w:type="gramEnd"/>
+      <w:r>
+        <w:rPr>
+          <w:bCs/>
+          <w:sz w:val="28"/>
+        </w:rPr>
+        <w:t>"Hello from Child Thread\n");</w:t>
       </w:r>
     </w:p>
     <w:p>
@@ -446,7 +475,23 @@
           <w:bCs/>
           <w:sz w:val="28"/>
         </w:rPr>
-        <w:t>int main() {</w:t>
+        <w:t xml:space="preserve">int </w:t>
+      </w:r>
+      <w:proofErr w:type="gramStart"/>
+      <w:r>
+        <w:rPr>
+          <w:bCs/>
+          <w:sz w:val="28"/>
+        </w:rPr>
+        <w:t>main(</w:t>
+      </w:r>
+      <w:proofErr w:type="gramEnd"/>
+      <w:r>
+        <w:rPr>
+          <w:bCs/>
+          <w:sz w:val="28"/>
+        </w:rPr>
+        <w:t>) {</w:t>
       </w:r>
     </w:p>
     <w:p>
@@ -508,15 +553,31 @@
           <w:bCs/>
           <w:sz w:val="28"/>
         </w:rPr>
-        <w:t>pthread_create</w:t>
-      </w:r>
-      <w:proofErr w:type="spellEnd"/>
-      <w:r>
-        <w:rPr>
-          <w:bCs/>
-          <w:sz w:val="28"/>
-        </w:rPr>
-        <w:t xml:space="preserve">(&amp;t1, NULL, </w:t>
+        <w:t>pthread_</w:t>
+      </w:r>
+      <w:proofErr w:type="gramStart"/>
+      <w:r>
+        <w:rPr>
+          <w:bCs/>
+          <w:sz w:val="28"/>
+        </w:rPr>
+        <w:t>create</w:t>
+      </w:r>
+      <w:proofErr w:type="spellEnd"/>
+      <w:r>
+        <w:rPr>
+          <w:bCs/>
+          <w:sz w:val="28"/>
+        </w:rPr>
+        <w:t>(</w:t>
+      </w:r>
+      <w:proofErr w:type="gramEnd"/>
+      <w:r>
+        <w:rPr>
+          <w:bCs/>
+          <w:sz w:val="28"/>
+        </w:rPr>
+        <w:t xml:space="preserve">&amp;t1, NULL, </w:t>
       </w:r>
       <w:proofErr w:type="spellStart"/>
       <w:r>
@@ -558,6 +619,7 @@
         <w:t xml:space="preserve">    </w:t>
       </w:r>
       <w:proofErr w:type="spellStart"/>
+      <w:proofErr w:type="gramStart"/>
       <w:r>
         <w:rPr>
           <w:bCs/>
@@ -571,7 +633,15 @@
           <w:bCs/>
           <w:sz w:val="28"/>
         </w:rPr>
-        <w:t>("Hello from Main Thread\n");</w:t>
+        <w:t>(</w:t>
+      </w:r>
+      <w:proofErr w:type="gramEnd"/>
+      <w:r>
+        <w:rPr>
+          <w:bCs/>
+          <w:sz w:val="28"/>
+        </w:rPr>
+        <w:t>"Hello from Main Thread\n");</w:t>
       </w:r>
     </w:p>
     <w:p>
@@ -602,15 +672,31 @@
           <w:bCs/>
           <w:sz w:val="28"/>
         </w:rPr>
-        <w:t>pthread_join</w:t>
-      </w:r>
-      <w:proofErr w:type="spellEnd"/>
-      <w:r>
-        <w:rPr>
-          <w:bCs/>
-          <w:sz w:val="28"/>
-        </w:rPr>
-        <w:t>(t1, NULL);</w:t>
+        <w:t>pthread_</w:t>
+      </w:r>
+      <w:proofErr w:type="gramStart"/>
+      <w:r>
+        <w:rPr>
+          <w:bCs/>
+          <w:sz w:val="28"/>
+        </w:rPr>
+        <w:t>join</w:t>
+      </w:r>
+      <w:proofErr w:type="spellEnd"/>
+      <w:r>
+        <w:rPr>
+          <w:bCs/>
+          <w:sz w:val="28"/>
+        </w:rPr>
+        <w:t>(</w:t>
+      </w:r>
+      <w:proofErr w:type="gramEnd"/>
+      <w:r>
+        <w:rPr>
+          <w:bCs/>
+          <w:sz w:val="28"/>
+        </w:rPr>
+        <w:t>t1, NULL);</w:t>
       </w:r>
     </w:p>
     <w:p>
@@ -674,6 +760,7 @@
       <w:r>
         <w:rPr>
           <w:b/>
+          <w:noProof/>
           <w:sz w:val="40"/>
           <w:szCs w:val="32"/>
           <w:u w:val="single"/>
@@ -816,6 +903,7 @@
       <w:r>
         <w:rPr>
           <w:b/>
+          <w:noProof/>
           <w:sz w:val="40"/>
           <w:szCs w:val="32"/>
           <w:u w:val="single"/>
@@ -927,6 +1015,7 @@
         </w:rPr>
         <w:t xml:space="preserve">Question </w:t>
       </w:r>
+      <w:proofErr w:type="gramStart"/>
       <w:r>
         <w:rPr>
           <w:b/>
@@ -951,6 +1040,7 @@
         </w:rPr>
         <w:t>:</w:t>
       </w:r>
+      <w:proofErr w:type="gramEnd"/>
       <w:r>
         <w:t xml:space="preserve"> </w:t>
       </w:r>
@@ -1067,6 +1157,7 @@
         <w:t xml:space="preserve">void* </w:t>
       </w:r>
       <w:proofErr w:type="spellStart"/>
+      <w:proofErr w:type="gramStart"/>
       <w:r>
         <w:rPr>
           <w:bCs/>
@@ -1080,7 +1171,15 @@
           <w:bCs/>
           <w:sz w:val="28"/>
         </w:rPr>
-        <w:t xml:space="preserve">(void* </w:t>
+        <w:t>(</w:t>
+      </w:r>
+      <w:proofErr w:type="gramEnd"/>
+      <w:r>
+        <w:rPr>
+          <w:bCs/>
+          <w:sz w:val="28"/>
+        </w:rPr>
+        <w:t xml:space="preserve">void* </w:t>
       </w:r>
       <w:proofErr w:type="spellStart"/>
       <w:r>
@@ -1111,7 +1210,23 @@
           <w:bCs/>
           <w:sz w:val="28"/>
         </w:rPr>
-        <w:t xml:space="preserve">    for(int </w:t>
+        <w:t xml:space="preserve">    </w:t>
+      </w:r>
+      <w:proofErr w:type="gramStart"/>
+      <w:r>
+        <w:rPr>
+          <w:bCs/>
+          <w:sz w:val="28"/>
+        </w:rPr>
+        <w:t>for(</w:t>
+      </w:r>
+      <w:proofErr w:type="gramEnd"/>
+      <w:r>
+        <w:rPr>
+          <w:bCs/>
+          <w:sz w:val="28"/>
+        </w:rPr>
+        <w:t xml:space="preserve">int </w:t>
       </w:r>
       <w:proofErr w:type="spellStart"/>
       <w:r>
@@ -1177,6 +1292,7 @@
         <w:t xml:space="preserve">        </w:t>
       </w:r>
       <w:proofErr w:type="spellStart"/>
+      <w:proofErr w:type="gramStart"/>
       <w:r>
         <w:rPr>
           <w:bCs/>
@@ -1190,7 +1306,15 @@
           <w:bCs/>
           <w:sz w:val="28"/>
         </w:rPr>
-        <w:t xml:space="preserve">("Even: %d\n", </w:t>
+        <w:t>(</w:t>
+      </w:r>
+      <w:proofErr w:type="gramEnd"/>
+      <w:r>
+        <w:rPr>
+          <w:bCs/>
+          <w:sz w:val="28"/>
+        </w:rPr>
+        <w:t xml:space="preserve">"Even: %d\n", </w:t>
       </w:r>
       <w:proofErr w:type="spellStart"/>
       <w:r>
@@ -1262,6 +1386,7 @@
         <w:t xml:space="preserve">void* </w:t>
       </w:r>
       <w:proofErr w:type="spellStart"/>
+      <w:proofErr w:type="gramStart"/>
       <w:r>
         <w:rPr>
           <w:bCs/>
@@ -1275,7 +1400,15 @@
           <w:bCs/>
           <w:sz w:val="28"/>
         </w:rPr>
-        <w:t xml:space="preserve">(void* </w:t>
+        <w:t>(</w:t>
+      </w:r>
+      <w:proofErr w:type="gramEnd"/>
+      <w:r>
+        <w:rPr>
+          <w:bCs/>
+          <w:sz w:val="28"/>
+        </w:rPr>
+        <w:t xml:space="preserve">void* </w:t>
       </w:r>
       <w:proofErr w:type="spellStart"/>
       <w:r>
@@ -1306,7 +1439,23 @@
           <w:bCs/>
           <w:sz w:val="28"/>
         </w:rPr>
-        <w:t xml:space="preserve">    for(int </w:t>
+        <w:t xml:space="preserve">    </w:t>
+      </w:r>
+      <w:proofErr w:type="gramStart"/>
+      <w:r>
+        <w:rPr>
+          <w:bCs/>
+          <w:sz w:val="28"/>
+        </w:rPr>
+        <w:t>for(</w:t>
+      </w:r>
+      <w:proofErr w:type="gramEnd"/>
+      <w:r>
+        <w:rPr>
+          <w:bCs/>
+          <w:sz w:val="28"/>
+        </w:rPr>
+        <w:t xml:space="preserve">int </w:t>
       </w:r>
       <w:proofErr w:type="spellStart"/>
       <w:r>
@@ -1373,6 +1522,7 @@
         <w:t xml:space="preserve">        </w:t>
       </w:r>
       <w:proofErr w:type="spellStart"/>
+      <w:proofErr w:type="gramStart"/>
       <w:r>
         <w:rPr>
           <w:bCs/>
@@ -1386,7 +1536,15 @@
           <w:bCs/>
           <w:sz w:val="28"/>
         </w:rPr>
-        <w:t xml:space="preserve">("Odd: %d\n", </w:t>
+        <w:t>(</w:t>
+      </w:r>
+      <w:proofErr w:type="gramEnd"/>
+      <w:r>
+        <w:rPr>
+          <w:bCs/>
+          <w:sz w:val="28"/>
+        </w:rPr>
+        <w:t xml:space="preserve">"Odd: %d\n", </w:t>
       </w:r>
       <w:proofErr w:type="spellStart"/>
       <w:r>
@@ -1455,7 +1613,23 @@
           <w:bCs/>
           <w:sz w:val="28"/>
         </w:rPr>
-        <w:t>int main() {</w:t>
+        <w:t xml:space="preserve">int </w:t>
+      </w:r>
+      <w:proofErr w:type="gramStart"/>
+      <w:r>
+        <w:rPr>
+          <w:bCs/>
+          <w:sz w:val="28"/>
+        </w:rPr>
+        <w:t>main(</w:t>
+      </w:r>
+      <w:proofErr w:type="gramEnd"/>
+      <w:r>
+        <w:rPr>
+          <w:bCs/>
+          <w:sz w:val="28"/>
+        </w:rPr>
+        <w:t>) {</w:t>
       </w:r>
     </w:p>
     <w:p>
@@ -1517,15 +1691,31 @@
           <w:bCs/>
           <w:sz w:val="28"/>
         </w:rPr>
-        <w:t>pthread_create</w:t>
-      </w:r>
-      <w:proofErr w:type="spellEnd"/>
-      <w:r>
-        <w:rPr>
-          <w:bCs/>
-          <w:sz w:val="28"/>
-        </w:rPr>
-        <w:t xml:space="preserve">(&amp;t1, NULL, </w:t>
+        <w:t>pthread_</w:t>
+      </w:r>
+      <w:proofErr w:type="gramStart"/>
+      <w:r>
+        <w:rPr>
+          <w:bCs/>
+          <w:sz w:val="28"/>
+        </w:rPr>
+        <w:t>create</w:t>
+      </w:r>
+      <w:proofErr w:type="spellEnd"/>
+      <w:r>
+        <w:rPr>
+          <w:bCs/>
+          <w:sz w:val="28"/>
+        </w:rPr>
+        <w:t>(</w:t>
+      </w:r>
+      <w:proofErr w:type="gramEnd"/>
+      <w:r>
+        <w:rPr>
+          <w:bCs/>
+          <w:sz w:val="28"/>
+        </w:rPr>
+        <w:t xml:space="preserve">&amp;t1, NULL, </w:t>
       </w:r>
       <w:proofErr w:type="spellStart"/>
       <w:r>
@@ -1564,15 +1754,31 @@
           <w:bCs/>
           <w:sz w:val="28"/>
         </w:rPr>
-        <w:t>pthread_create</w:t>
-      </w:r>
-      <w:proofErr w:type="spellEnd"/>
-      <w:r>
-        <w:rPr>
-          <w:bCs/>
-          <w:sz w:val="28"/>
-        </w:rPr>
-        <w:t xml:space="preserve">(&amp;t2, NULL, </w:t>
+        <w:t>pthread_</w:t>
+      </w:r>
+      <w:proofErr w:type="gramStart"/>
+      <w:r>
+        <w:rPr>
+          <w:bCs/>
+          <w:sz w:val="28"/>
+        </w:rPr>
+        <w:t>create</w:t>
+      </w:r>
+      <w:proofErr w:type="spellEnd"/>
+      <w:r>
+        <w:rPr>
+          <w:bCs/>
+          <w:sz w:val="28"/>
+        </w:rPr>
+        <w:t>(</w:t>
+      </w:r>
+      <w:proofErr w:type="gramEnd"/>
+      <w:r>
+        <w:rPr>
+          <w:bCs/>
+          <w:sz w:val="28"/>
+        </w:rPr>
+        <w:t xml:space="preserve">&amp;t2, NULL, </w:t>
       </w:r>
       <w:proofErr w:type="spellStart"/>
       <w:r>
@@ -1619,15 +1825,31 @@
           <w:bCs/>
           <w:sz w:val="28"/>
         </w:rPr>
-        <w:t>pthread_join</w:t>
-      </w:r>
-      <w:proofErr w:type="spellEnd"/>
-      <w:r>
-        <w:rPr>
-          <w:bCs/>
-          <w:sz w:val="28"/>
-        </w:rPr>
-        <w:t>(t1, NULL);</w:t>
+        <w:t>pthread_</w:t>
+      </w:r>
+      <w:proofErr w:type="gramStart"/>
+      <w:r>
+        <w:rPr>
+          <w:bCs/>
+          <w:sz w:val="28"/>
+        </w:rPr>
+        <w:t>join</w:t>
+      </w:r>
+      <w:proofErr w:type="spellEnd"/>
+      <w:r>
+        <w:rPr>
+          <w:bCs/>
+          <w:sz w:val="28"/>
+        </w:rPr>
+        <w:t>(</w:t>
+      </w:r>
+      <w:proofErr w:type="gramEnd"/>
+      <w:r>
+        <w:rPr>
+          <w:bCs/>
+          <w:sz w:val="28"/>
+        </w:rPr>
+        <w:t>t1, NULL);</w:t>
       </w:r>
     </w:p>
     <w:p>
@@ -1650,15 +1872,31 @@
           <w:bCs/>
           <w:sz w:val="28"/>
         </w:rPr>
-        <w:t>pthread_join</w:t>
-      </w:r>
-      <w:proofErr w:type="spellEnd"/>
-      <w:r>
-        <w:rPr>
-          <w:bCs/>
-          <w:sz w:val="28"/>
-        </w:rPr>
-        <w:t>(t2, NULL);</w:t>
+        <w:t>pthread_</w:t>
+      </w:r>
+      <w:proofErr w:type="gramStart"/>
+      <w:r>
+        <w:rPr>
+          <w:bCs/>
+          <w:sz w:val="28"/>
+        </w:rPr>
+        <w:t>join</w:t>
+      </w:r>
+      <w:proofErr w:type="spellEnd"/>
+      <w:r>
+        <w:rPr>
+          <w:bCs/>
+          <w:sz w:val="28"/>
+        </w:rPr>
+        <w:t>(</w:t>
+      </w:r>
+      <w:proofErr w:type="gramEnd"/>
+      <w:r>
+        <w:rPr>
+          <w:bCs/>
+          <w:sz w:val="28"/>
+        </w:rPr>
+        <w:t>t2, NULL);</w:t>
       </w:r>
     </w:p>
     <w:p>
@@ -1713,6 +1951,7 @@
       <w:r>
         <w:rPr>
           <w:b/>
+          <w:noProof/>
           <w:sz w:val="40"/>
           <w:szCs w:val="32"/>
           <w:u w:val="single"/>
@@ -1856,6 +2095,7 @@
       <w:r>
         <w:rPr>
           <w:b/>
+          <w:noProof/>
           <w:sz w:val="40"/>
           <w:szCs w:val="32"/>
           <w:u w:val="single"/>
@@ -1947,6 +2187,7 @@
         </w:rPr>
         <w:t xml:space="preserve">Question </w:t>
       </w:r>
+      <w:proofErr w:type="gramStart"/>
       <w:r>
         <w:rPr>
           <w:b/>
@@ -1971,6 +2212,7 @@
         </w:rPr>
         <w:t>:</w:t>
       </w:r>
+      <w:proofErr w:type="gramEnd"/>
       <w:r>
         <w:t xml:space="preserve"> </w:t>
       </w:r>
@@ -1989,34 +2231,70 @@
           <w:sz w:val="36"/>
           <w:szCs w:val="28"/>
         </w:rPr>
-        <w:t>pthread_create</w:t>
-      </w:r>
-      <w:proofErr w:type="spellEnd"/>
+        <w:t>pthread_</w:t>
+      </w:r>
+      <w:proofErr w:type="gramStart"/>
       <w:r>
         <w:rPr>
           <w:b/>
           <w:sz w:val="36"/>
           <w:szCs w:val="28"/>
         </w:rPr>
-        <w:t xml:space="preserve">() and </w:t>
-      </w:r>
-      <w:proofErr w:type="spellStart"/>
+        <w:t>create</w:t>
+      </w:r>
+      <w:proofErr w:type="spellEnd"/>
       <w:r>
         <w:rPr>
           <w:b/>
           <w:sz w:val="36"/>
           <w:szCs w:val="28"/>
         </w:rPr>
-        <w:t>pthread_join</w:t>
-      </w:r>
-      <w:proofErr w:type="spellEnd"/>
+        <w:t>(</w:t>
+      </w:r>
+      <w:proofErr w:type="gramEnd"/>
       <w:r>
         <w:rPr>
           <w:b/>
           <w:sz w:val="36"/>
           <w:szCs w:val="28"/>
         </w:rPr>
-        <w:t>().</w:t>
+        <w:t xml:space="preserve">) and </w:t>
+      </w:r>
+      <w:proofErr w:type="spellStart"/>
+      <w:r>
+        <w:rPr>
+          <w:b/>
+          <w:sz w:val="36"/>
+          <w:szCs w:val="28"/>
+        </w:rPr>
+        <w:t>pthread_</w:t>
+      </w:r>
+      <w:proofErr w:type="gramStart"/>
+      <w:r>
+        <w:rPr>
+          <w:b/>
+          <w:sz w:val="36"/>
+          <w:szCs w:val="28"/>
+        </w:rPr>
+        <w:t>join</w:t>
+      </w:r>
+      <w:proofErr w:type="spellEnd"/>
+      <w:r>
+        <w:rPr>
+          <w:b/>
+          <w:sz w:val="36"/>
+          <w:szCs w:val="28"/>
+        </w:rPr>
+        <w:t>(</w:t>
+      </w:r>
+      <w:proofErr w:type="gramEnd"/>
+      <w:r>
+        <w:rPr>
+          <w:b/>
+          <w:sz w:val="36"/>
+          <w:szCs w:val="28"/>
+        </w:rPr>
+        <w:t>).</w:t>
       </w:r>
     </w:p>
     <w:p>
@@ -2051,16 +2329,34 @@
           <w:bCs/>
           <w:sz w:val="28"/>
         </w:rPr>
-        <w:t>pthread_create</w:t>
-      </w:r>
-      <w:proofErr w:type="spellEnd"/>
-      <w:r>
-        <w:rPr>
-          <w:b/>
-          <w:bCs/>
-          <w:sz w:val="28"/>
-        </w:rPr>
-        <w:t>()</w:t>
+        <w:t>pthread_</w:t>
+      </w:r>
+      <w:proofErr w:type="gramStart"/>
+      <w:r>
+        <w:rPr>
+          <w:b/>
+          <w:bCs/>
+          <w:sz w:val="28"/>
+        </w:rPr>
+        <w:t>create</w:t>
+      </w:r>
+      <w:proofErr w:type="spellEnd"/>
+      <w:r>
+        <w:rPr>
+          <w:b/>
+          <w:bCs/>
+          <w:sz w:val="28"/>
+        </w:rPr>
+        <w:t>(</w:t>
+      </w:r>
+      <w:proofErr w:type="gramEnd"/>
+      <w:r>
+        <w:rPr>
+          <w:b/>
+          <w:bCs/>
+          <w:sz w:val="28"/>
+        </w:rPr>
+        <w:t>)</w:t>
       </w:r>
     </w:p>
     <w:p>
@@ -2133,15 +2429,31 @@
           <w:bCs/>
           <w:sz w:val="28"/>
         </w:rPr>
-        <w:t>pthread_create</w:t>
-      </w:r>
-      <w:proofErr w:type="spellEnd"/>
-      <w:r>
-        <w:rPr>
-          <w:bCs/>
-          <w:sz w:val="28"/>
-        </w:rPr>
-        <w:t>(&amp;</w:t>
+        <w:t>pthread_</w:t>
+      </w:r>
+      <w:proofErr w:type="gramStart"/>
+      <w:r>
+        <w:rPr>
+          <w:bCs/>
+          <w:sz w:val="28"/>
+        </w:rPr>
+        <w:t>create</w:t>
+      </w:r>
+      <w:proofErr w:type="spellEnd"/>
+      <w:r>
+        <w:rPr>
+          <w:bCs/>
+          <w:sz w:val="28"/>
+        </w:rPr>
+        <w:t>(</w:t>
+      </w:r>
+      <w:proofErr w:type="gramEnd"/>
+      <w:r>
+        <w:rPr>
+          <w:bCs/>
+          <w:sz w:val="28"/>
+        </w:rPr>
+        <w:t>&amp;</w:t>
       </w:r>
       <w:proofErr w:type="spellStart"/>
       <w:r>
@@ -2310,7 +2622,7 @@
           <w:sz w:val="28"/>
         </w:rPr>
         <w:pict w14:anchorId="3976D203">
-          <v:rect id="_x0000_i1043" style="width:0;height:1.5pt" o:hralign="center" o:hrstd="t" o:hr="t" fillcolor="#a0a0a0" stroked="f"/>
+          <v:rect id="_x0000_i1025" style="width:0;height:1.5pt" o:hralign="center" o:hrstd="t" o:hr="t" fillcolor="#a0a0a0" stroked="f"/>
         </w:pict>
       </w:r>
     </w:p>
@@ -2346,16 +2658,34 @@
           <w:bCs/>
           <w:sz w:val="28"/>
         </w:rPr>
-        <w:t>pthread_join</w:t>
-      </w:r>
-      <w:proofErr w:type="spellEnd"/>
-      <w:r>
-        <w:rPr>
-          <w:b/>
-          <w:bCs/>
-          <w:sz w:val="28"/>
-        </w:rPr>
-        <w:t>()</w:t>
+        <w:t>pthread_</w:t>
+      </w:r>
+      <w:proofErr w:type="gramStart"/>
+      <w:r>
+        <w:rPr>
+          <w:b/>
+          <w:bCs/>
+          <w:sz w:val="28"/>
+        </w:rPr>
+        <w:t>join</w:t>
+      </w:r>
+      <w:proofErr w:type="spellEnd"/>
+      <w:r>
+        <w:rPr>
+          <w:b/>
+          <w:bCs/>
+          <w:sz w:val="28"/>
+        </w:rPr>
+        <w:t>(</w:t>
+      </w:r>
+      <w:proofErr w:type="gramEnd"/>
+      <w:r>
+        <w:rPr>
+          <w:b/>
+          <w:bCs/>
+          <w:sz w:val="28"/>
+        </w:rPr>
+        <w:t>)</w:t>
       </w:r>
     </w:p>
     <w:p>
@@ -2428,7 +2758,15 @@
           <w:bCs/>
           <w:sz w:val="28"/>
         </w:rPr>
-        <w:t>pthread_join</w:t>
+        <w:t>pthread_</w:t>
+      </w:r>
+      <w:proofErr w:type="gramStart"/>
+      <w:r>
+        <w:rPr>
+          <w:bCs/>
+          <w:sz w:val="28"/>
+        </w:rPr>
+        <w:t>join</w:t>
       </w:r>
       <w:proofErr w:type="spellEnd"/>
       <w:r>
@@ -2439,6 +2777,7 @@
         <w:t>(</w:t>
       </w:r>
       <w:proofErr w:type="spellStart"/>
+      <w:proofErr w:type="gramEnd"/>
       <w:r>
         <w:rPr>
           <w:bCs/>
@@ -2532,7 +2871,7 @@
           <w:sz w:val="28"/>
         </w:rPr>
         <w:pict w14:anchorId="1E638613">
-          <v:rect id="_x0000_i1044" style="width:0;height:1.5pt" o:hralign="center" o:hrstd="t" o:hr="t" fillcolor="#a0a0a0" stroked="f"/>
+          <v:rect id="_x0000_i1026" style="width:0;height:1.5pt" o:hralign="center" o:hrstd="t" o:hr="t" fillcolor="#a0a0a0" stroked="f"/>
         </w:pict>
       </w:r>
     </w:p>
@@ -2602,15 +2941,31 @@
           <w:bCs/>
           <w:sz w:val="28"/>
         </w:rPr>
-        <w:t>pthread_create</w:t>
-      </w:r>
-      <w:proofErr w:type="spellEnd"/>
-      <w:r>
-        <w:rPr>
-          <w:bCs/>
-          <w:sz w:val="28"/>
-        </w:rPr>
-        <w:t xml:space="preserve">() = </w:t>
+        <w:t>pthread_</w:t>
+      </w:r>
+      <w:proofErr w:type="gramStart"/>
+      <w:r>
+        <w:rPr>
+          <w:bCs/>
+          <w:sz w:val="28"/>
+        </w:rPr>
+        <w:t>create</w:t>
+      </w:r>
+      <w:proofErr w:type="spellEnd"/>
+      <w:r>
+        <w:rPr>
+          <w:bCs/>
+          <w:sz w:val="28"/>
+        </w:rPr>
+        <w:t>(</w:t>
+      </w:r>
+      <w:proofErr w:type="gramEnd"/>
+      <w:r>
+        <w:rPr>
+          <w:bCs/>
+          <w:sz w:val="28"/>
+        </w:rPr>
+        <w:t xml:space="preserve">) = </w:t>
       </w:r>
       <w:r>
         <w:rPr>
@@ -2645,15 +3000,31 @@
           <w:bCs/>
           <w:sz w:val="28"/>
         </w:rPr>
-        <w:t>pthread_join</w:t>
-      </w:r>
-      <w:proofErr w:type="spellEnd"/>
-      <w:r>
-        <w:rPr>
-          <w:bCs/>
-          <w:sz w:val="28"/>
-        </w:rPr>
-        <w:t xml:space="preserve">() = </w:t>
+        <w:t>pthread_</w:t>
+      </w:r>
+      <w:proofErr w:type="gramStart"/>
+      <w:r>
+        <w:rPr>
+          <w:bCs/>
+          <w:sz w:val="28"/>
+        </w:rPr>
+        <w:t>join</w:t>
+      </w:r>
+      <w:proofErr w:type="spellEnd"/>
+      <w:r>
+        <w:rPr>
+          <w:bCs/>
+          <w:sz w:val="28"/>
+        </w:rPr>
+        <w:t>(</w:t>
+      </w:r>
+      <w:proofErr w:type="gramEnd"/>
+      <w:r>
+        <w:rPr>
+          <w:bCs/>
+          <w:sz w:val="28"/>
+        </w:rPr>
+        <w:t xml:space="preserve">) = </w:t>
       </w:r>
       <w:r>
         <w:rPr>
@@ -2684,7 +3055,7 @@
           <w:sz w:val="28"/>
         </w:rPr>
         <w:pict w14:anchorId="6B1B373B">
-          <v:rect id="_x0000_i1045" style="width:0;height:1.5pt" o:hralign="center" o:hrstd="t" o:hr="t" fillcolor="#a0a0a0" stroked="f"/>
+          <v:rect id="_x0000_i1027" style="width:0;height:1.5pt" o:hralign="center" o:hrstd="t" o:hr="t" fillcolor="#a0a0a0" stroked="f"/>
         </w:pict>
       </w:r>
     </w:p>
@@ -2728,6 +3099,7 @@
         </w:rPr>
         <w:t xml:space="preserve">Question </w:t>
       </w:r>
+      <w:proofErr w:type="gramStart"/>
       <w:r>
         <w:rPr>
           <w:b/>
@@ -2752,6 +3124,7 @@
         </w:rPr>
         <w:t>:</w:t>
       </w:r>
+      <w:proofErr w:type="gramEnd"/>
       <w:r>
         <w:t xml:space="preserve"> </w:t>
       </w:r>
@@ -2886,6 +3259,7 @@
         <w:t xml:space="preserve">int </w:t>
       </w:r>
       <w:proofErr w:type="spellStart"/>
+      <w:proofErr w:type="gramStart"/>
       <w:r>
         <w:rPr>
           <w:bCs/>
@@ -2899,7 +3273,15 @@
           <w:bCs/>
           <w:sz w:val="28"/>
         </w:rPr>
-        <w:t>[] = {10, 5, 30, 2, 50};</w:t>
+        <w:t>[</w:t>
+      </w:r>
+      <w:proofErr w:type="gramEnd"/>
+      <w:r>
+        <w:rPr>
+          <w:bCs/>
+          <w:sz w:val="28"/>
+        </w:rPr>
+        <w:t>] = {10, 5, 30, 2, 50};</w:t>
       </w:r>
     </w:p>
     <w:p>
@@ -2940,6 +3322,7 @@
         <w:t xml:space="preserve">void* </w:t>
       </w:r>
       <w:proofErr w:type="spellStart"/>
+      <w:proofErr w:type="gramStart"/>
       <w:r>
         <w:rPr>
           <w:bCs/>
@@ -2953,7 +3336,15 @@
           <w:bCs/>
           <w:sz w:val="28"/>
         </w:rPr>
-        <w:t xml:space="preserve">(void* </w:t>
+        <w:t>(</w:t>
+      </w:r>
+      <w:proofErr w:type="gramEnd"/>
+      <w:r>
+        <w:rPr>
+          <w:bCs/>
+          <w:sz w:val="28"/>
+        </w:rPr>
+        <w:t xml:space="preserve">void* </w:t>
       </w:r>
       <w:proofErr w:type="spellStart"/>
       <w:r>
@@ -2987,6 +3378,7 @@
         <w:t xml:space="preserve">    max = </w:t>
       </w:r>
       <w:proofErr w:type="spellStart"/>
+      <w:proofErr w:type="gramStart"/>
       <w:r>
         <w:rPr>
           <w:bCs/>
@@ -3000,22 +3392,46 @@
           <w:bCs/>
           <w:sz w:val="28"/>
         </w:rPr>
-        <w:t>[0];</w:t>
-      </w:r>
-    </w:p>
-    <w:p>
-      <w:pPr>
-        <w:rPr>
-          <w:bCs/>
-          <w:sz w:val="28"/>
-        </w:rPr>
-      </w:pPr>
-      <w:r>
-        <w:rPr>
-          <w:bCs/>
-          <w:sz w:val="28"/>
-        </w:rPr>
-        <w:t xml:space="preserve">    for(int </w:t>
+        <w:t>[</w:t>
+      </w:r>
+      <w:proofErr w:type="gramEnd"/>
+      <w:r>
+        <w:rPr>
+          <w:bCs/>
+          <w:sz w:val="28"/>
+        </w:rPr>
+        <w:t>0];</w:t>
+      </w:r>
+    </w:p>
+    <w:p>
+      <w:pPr>
+        <w:rPr>
+          <w:bCs/>
+          <w:sz w:val="28"/>
+        </w:rPr>
+      </w:pPr>
+      <w:r>
+        <w:rPr>
+          <w:bCs/>
+          <w:sz w:val="28"/>
+        </w:rPr>
+        <w:t xml:space="preserve">    </w:t>
+      </w:r>
+      <w:proofErr w:type="gramStart"/>
+      <w:r>
+        <w:rPr>
+          <w:bCs/>
+          <w:sz w:val="28"/>
+        </w:rPr>
+        <w:t>for(</w:t>
+      </w:r>
+      <w:proofErr w:type="gramEnd"/>
+      <w:r>
+        <w:rPr>
+          <w:bCs/>
+          <w:sz w:val="28"/>
+        </w:rPr>
+        <w:t xml:space="preserve">int </w:t>
       </w:r>
       <w:proofErr w:type="spellStart"/>
       <w:r>
@@ -3198,6 +3614,7 @@
         <w:t xml:space="preserve">void* </w:t>
       </w:r>
       <w:proofErr w:type="spellStart"/>
+      <w:proofErr w:type="gramStart"/>
       <w:r>
         <w:rPr>
           <w:bCs/>
@@ -3211,7 +3628,15 @@
           <w:bCs/>
           <w:sz w:val="28"/>
         </w:rPr>
-        <w:t xml:space="preserve">(void* </w:t>
+        <w:t>(</w:t>
+      </w:r>
+      <w:proofErr w:type="gramEnd"/>
+      <w:r>
+        <w:rPr>
+          <w:bCs/>
+          <w:sz w:val="28"/>
+        </w:rPr>
+        <w:t xml:space="preserve">void* </w:t>
       </w:r>
       <w:proofErr w:type="spellStart"/>
       <w:r>
@@ -3245,6 +3670,7 @@
         <w:t xml:space="preserve">    min = </w:t>
       </w:r>
       <w:proofErr w:type="spellStart"/>
+      <w:proofErr w:type="gramStart"/>
       <w:r>
         <w:rPr>
           <w:bCs/>
@@ -3258,22 +3684,46 @@
           <w:bCs/>
           <w:sz w:val="28"/>
         </w:rPr>
-        <w:t>[0];</w:t>
-      </w:r>
-    </w:p>
-    <w:p>
-      <w:pPr>
-        <w:rPr>
-          <w:bCs/>
-          <w:sz w:val="28"/>
-        </w:rPr>
-      </w:pPr>
-      <w:r>
-        <w:rPr>
-          <w:bCs/>
-          <w:sz w:val="28"/>
-        </w:rPr>
-        <w:t xml:space="preserve">    for(int </w:t>
+        <w:t>[</w:t>
+      </w:r>
+      <w:proofErr w:type="gramEnd"/>
+      <w:r>
+        <w:rPr>
+          <w:bCs/>
+          <w:sz w:val="28"/>
+        </w:rPr>
+        <w:t>0];</w:t>
+      </w:r>
+    </w:p>
+    <w:p>
+      <w:pPr>
+        <w:rPr>
+          <w:bCs/>
+          <w:sz w:val="28"/>
+        </w:rPr>
+      </w:pPr>
+      <w:r>
+        <w:rPr>
+          <w:bCs/>
+          <w:sz w:val="28"/>
+        </w:rPr>
+        <w:t xml:space="preserve">    </w:t>
+      </w:r>
+      <w:proofErr w:type="gramStart"/>
+      <w:r>
+        <w:rPr>
+          <w:bCs/>
+          <w:sz w:val="28"/>
+        </w:rPr>
+        <w:t>for(</w:t>
+      </w:r>
+      <w:proofErr w:type="gramEnd"/>
+      <w:r>
+        <w:rPr>
+          <w:bCs/>
+          <w:sz w:val="28"/>
+        </w:rPr>
+        <w:t xml:space="preserve">int </w:t>
       </w:r>
       <w:proofErr w:type="spellStart"/>
       <w:r>
@@ -3453,7 +3903,23 @@
           <w:bCs/>
           <w:sz w:val="28"/>
         </w:rPr>
-        <w:t>int main() {</w:t>
+        <w:t xml:space="preserve">int </w:t>
+      </w:r>
+      <w:proofErr w:type="gramStart"/>
+      <w:r>
+        <w:rPr>
+          <w:bCs/>
+          <w:sz w:val="28"/>
+        </w:rPr>
+        <w:t>main(</w:t>
+      </w:r>
+      <w:proofErr w:type="gramEnd"/>
+      <w:r>
+        <w:rPr>
+          <w:bCs/>
+          <w:sz w:val="28"/>
+        </w:rPr>
+        <w:t>) {</w:t>
       </w:r>
     </w:p>
     <w:p>
@@ -3515,15 +3981,31 @@
           <w:bCs/>
           <w:sz w:val="28"/>
         </w:rPr>
-        <w:t>pthread_create</w:t>
-      </w:r>
-      <w:proofErr w:type="spellEnd"/>
-      <w:r>
-        <w:rPr>
-          <w:bCs/>
-          <w:sz w:val="28"/>
-        </w:rPr>
-        <w:t xml:space="preserve">(&amp;t1, NULL, </w:t>
+        <w:t>pthread_</w:t>
+      </w:r>
+      <w:proofErr w:type="gramStart"/>
+      <w:r>
+        <w:rPr>
+          <w:bCs/>
+          <w:sz w:val="28"/>
+        </w:rPr>
+        <w:t>create</w:t>
+      </w:r>
+      <w:proofErr w:type="spellEnd"/>
+      <w:r>
+        <w:rPr>
+          <w:bCs/>
+          <w:sz w:val="28"/>
+        </w:rPr>
+        <w:t>(</w:t>
+      </w:r>
+      <w:proofErr w:type="gramEnd"/>
+      <w:r>
+        <w:rPr>
+          <w:bCs/>
+          <w:sz w:val="28"/>
+        </w:rPr>
+        <w:t xml:space="preserve">&amp;t1, NULL, </w:t>
       </w:r>
       <w:proofErr w:type="spellStart"/>
       <w:r>
@@ -3562,15 +4044,31 @@
           <w:bCs/>
           <w:sz w:val="28"/>
         </w:rPr>
-        <w:t>pthread_create</w:t>
-      </w:r>
-      <w:proofErr w:type="spellEnd"/>
-      <w:r>
-        <w:rPr>
-          <w:bCs/>
-          <w:sz w:val="28"/>
-        </w:rPr>
-        <w:t xml:space="preserve">(&amp;t2, NULL, </w:t>
+        <w:t>pthread_</w:t>
+      </w:r>
+      <w:proofErr w:type="gramStart"/>
+      <w:r>
+        <w:rPr>
+          <w:bCs/>
+          <w:sz w:val="28"/>
+        </w:rPr>
+        <w:t>create</w:t>
+      </w:r>
+      <w:proofErr w:type="spellEnd"/>
+      <w:r>
+        <w:rPr>
+          <w:bCs/>
+          <w:sz w:val="28"/>
+        </w:rPr>
+        <w:t>(</w:t>
+      </w:r>
+      <w:proofErr w:type="gramEnd"/>
+      <w:r>
+        <w:rPr>
+          <w:bCs/>
+          <w:sz w:val="28"/>
+        </w:rPr>
+        <w:t xml:space="preserve">&amp;t2, NULL, </w:t>
       </w:r>
       <w:proofErr w:type="spellStart"/>
       <w:r>
@@ -3617,15 +4115,31 @@
           <w:bCs/>
           <w:sz w:val="28"/>
         </w:rPr>
-        <w:t>pthread_join</w:t>
-      </w:r>
-      <w:proofErr w:type="spellEnd"/>
-      <w:r>
-        <w:rPr>
-          <w:bCs/>
-          <w:sz w:val="28"/>
-        </w:rPr>
-        <w:t>(t1, NULL);</w:t>
+        <w:t>pthread_</w:t>
+      </w:r>
+      <w:proofErr w:type="gramStart"/>
+      <w:r>
+        <w:rPr>
+          <w:bCs/>
+          <w:sz w:val="28"/>
+        </w:rPr>
+        <w:t>join</w:t>
+      </w:r>
+      <w:proofErr w:type="spellEnd"/>
+      <w:r>
+        <w:rPr>
+          <w:bCs/>
+          <w:sz w:val="28"/>
+        </w:rPr>
+        <w:t>(</w:t>
+      </w:r>
+      <w:proofErr w:type="gramEnd"/>
+      <w:r>
+        <w:rPr>
+          <w:bCs/>
+          <w:sz w:val="28"/>
+        </w:rPr>
+        <w:t>t1, NULL);</w:t>
       </w:r>
     </w:p>
     <w:p>
@@ -3648,15 +4162,31 @@
           <w:bCs/>
           <w:sz w:val="28"/>
         </w:rPr>
-        <w:t>pthread_join</w:t>
-      </w:r>
-      <w:proofErr w:type="spellEnd"/>
-      <w:r>
-        <w:rPr>
-          <w:bCs/>
-          <w:sz w:val="28"/>
-        </w:rPr>
-        <w:t>(t2, NULL);</w:t>
+        <w:t>pthread_</w:t>
+      </w:r>
+      <w:proofErr w:type="gramStart"/>
+      <w:r>
+        <w:rPr>
+          <w:bCs/>
+          <w:sz w:val="28"/>
+        </w:rPr>
+        <w:t>join</w:t>
+      </w:r>
+      <w:proofErr w:type="spellEnd"/>
+      <w:r>
+        <w:rPr>
+          <w:bCs/>
+          <w:sz w:val="28"/>
+        </w:rPr>
+        <w:t>(</w:t>
+      </w:r>
+      <w:proofErr w:type="gramEnd"/>
+      <w:r>
+        <w:rPr>
+          <w:bCs/>
+          <w:sz w:val="28"/>
+        </w:rPr>
+        <w:t>t2, NULL);</w:t>
       </w:r>
     </w:p>
     <w:p>
@@ -3683,6 +4213,7 @@
         <w:t xml:space="preserve">    </w:t>
       </w:r>
       <w:proofErr w:type="spellStart"/>
+      <w:proofErr w:type="gramStart"/>
       <w:r>
         <w:rPr>
           <w:bCs/>
@@ -3696,7 +4227,15 @@
           <w:bCs/>
           <w:sz w:val="28"/>
         </w:rPr>
-        <w:t>("Max = %d\</w:t>
+        <w:t>(</w:t>
+      </w:r>
+      <w:proofErr w:type="gramEnd"/>
+      <w:r>
+        <w:rPr>
+          <w:bCs/>
+          <w:sz w:val="28"/>
+        </w:rPr>
+        <w:t>"Max = %d\</w:t>
       </w:r>
       <w:proofErr w:type="spellStart"/>
       <w:r>
@@ -3773,6 +4312,7 @@
       <w:r>
         <w:rPr>
           <w:b/>
+          <w:noProof/>
           <w:sz w:val="40"/>
           <w:szCs w:val="32"/>
           <w:u w:val="single"/>
@@ -3862,6 +4402,7 @@
       <w:r>
         <w:rPr>
           <w:b/>
+          <w:noProof/>
           <w:sz w:val="40"/>
           <w:szCs w:val="32"/>
           <w:u w:val="single"/>
@@ -3961,6 +4502,7 @@
         </w:rPr>
         <w:t xml:space="preserve">Question </w:t>
       </w:r>
+      <w:proofErr w:type="gramStart"/>
       <w:r>
         <w:rPr>
           <w:b/>
@@ -3985,6 +4527,7 @@
         </w:rPr>
         <w:t>:</w:t>
       </w:r>
+      <w:proofErr w:type="gramEnd"/>
       <w:r>
         <w:t xml:space="preserve"> </w:t>
       </w:r>
@@ -4154,7 +4697,23 @@
           <w:bCs/>
           <w:sz w:val="28"/>
         </w:rPr>
-        <w:t xml:space="preserve">void* factorial(void* </w:t>
+        <w:t xml:space="preserve">void* </w:t>
+      </w:r>
+      <w:proofErr w:type="gramStart"/>
+      <w:r>
+        <w:rPr>
+          <w:bCs/>
+          <w:sz w:val="28"/>
+        </w:rPr>
+        <w:t>factorial(</w:t>
+      </w:r>
+      <w:proofErr w:type="gramEnd"/>
+      <w:r>
+        <w:rPr>
+          <w:bCs/>
+          <w:sz w:val="28"/>
+        </w:rPr>
+        <w:t xml:space="preserve">void* </w:t>
       </w:r>
       <w:proofErr w:type="spellStart"/>
       <w:r>
@@ -4185,7 +4744,23 @@
           <w:bCs/>
           <w:sz w:val="28"/>
         </w:rPr>
-        <w:t xml:space="preserve">    for(int </w:t>
+        <w:t xml:space="preserve">    </w:t>
+      </w:r>
+      <w:proofErr w:type="gramStart"/>
+      <w:r>
+        <w:rPr>
+          <w:bCs/>
+          <w:sz w:val="28"/>
+        </w:rPr>
+        <w:t>for(</w:t>
+      </w:r>
+      <w:proofErr w:type="gramEnd"/>
+      <w:r>
+        <w:rPr>
+          <w:bCs/>
+          <w:sz w:val="28"/>
+        </w:rPr>
+        <w:t xml:space="preserve">int </w:t>
       </w:r>
       <w:proofErr w:type="spellStart"/>
       <w:r>
@@ -4320,6 +4895,7 @@
         <w:t xml:space="preserve">void* </w:t>
       </w:r>
       <w:proofErr w:type="spellStart"/>
+      <w:proofErr w:type="gramStart"/>
       <w:r>
         <w:rPr>
           <w:bCs/>
@@ -4333,7 +4909,15 @@
           <w:bCs/>
           <w:sz w:val="28"/>
         </w:rPr>
-        <w:t xml:space="preserve">(void* </w:t>
+        <w:t>(</w:t>
+      </w:r>
+      <w:proofErr w:type="gramEnd"/>
+      <w:r>
+        <w:rPr>
+          <w:bCs/>
+          <w:sz w:val="28"/>
+        </w:rPr>
+        <w:t xml:space="preserve">void* </w:t>
       </w:r>
       <w:proofErr w:type="spellStart"/>
       <w:r>
@@ -4365,7 +4949,23 @@
           <w:sz w:val="28"/>
         </w:rPr>
         <w:lastRenderedPageBreak/>
-        <w:t xml:space="preserve">    for(int </w:t>
+        <w:t xml:space="preserve">    </w:t>
+      </w:r>
+      <w:proofErr w:type="gramStart"/>
+      <w:r>
+        <w:rPr>
+          <w:bCs/>
+          <w:sz w:val="28"/>
+        </w:rPr>
+        <w:t>for(</w:t>
+      </w:r>
+      <w:proofErr w:type="gramEnd"/>
+      <w:r>
+        <w:rPr>
+          <w:bCs/>
+          <w:sz w:val="28"/>
+        </w:rPr>
+        <w:t xml:space="preserve">int </w:t>
       </w:r>
       <w:proofErr w:type="spellStart"/>
       <w:r>
@@ -4497,7 +5097,23 @@
           <w:bCs/>
           <w:sz w:val="28"/>
         </w:rPr>
-        <w:t>int main() {</w:t>
+        <w:t xml:space="preserve">int </w:t>
+      </w:r>
+      <w:proofErr w:type="gramStart"/>
+      <w:r>
+        <w:rPr>
+          <w:bCs/>
+          <w:sz w:val="28"/>
+        </w:rPr>
+        <w:t>main(</w:t>
+      </w:r>
+      <w:proofErr w:type="gramEnd"/>
+      <w:r>
+        <w:rPr>
+          <w:bCs/>
+          <w:sz w:val="28"/>
+        </w:rPr>
+        <w:t>) {</w:t>
       </w:r>
     </w:p>
     <w:p>
@@ -4559,15 +5175,31 @@
           <w:bCs/>
           <w:sz w:val="28"/>
         </w:rPr>
-        <w:t>pthread_create</w:t>
-      </w:r>
-      <w:proofErr w:type="spellEnd"/>
-      <w:r>
-        <w:rPr>
-          <w:bCs/>
-          <w:sz w:val="28"/>
-        </w:rPr>
-        <w:t>(&amp;t1, NULL, factorial, NULL);</w:t>
+        <w:t>pthread_</w:t>
+      </w:r>
+      <w:proofErr w:type="gramStart"/>
+      <w:r>
+        <w:rPr>
+          <w:bCs/>
+          <w:sz w:val="28"/>
+        </w:rPr>
+        <w:t>create</w:t>
+      </w:r>
+      <w:proofErr w:type="spellEnd"/>
+      <w:r>
+        <w:rPr>
+          <w:bCs/>
+          <w:sz w:val="28"/>
+        </w:rPr>
+        <w:t>(</w:t>
+      </w:r>
+      <w:proofErr w:type="gramEnd"/>
+      <w:r>
+        <w:rPr>
+          <w:bCs/>
+          <w:sz w:val="28"/>
+        </w:rPr>
+        <w:t>&amp;t1, NULL, factorial, NULL);</w:t>
       </w:r>
     </w:p>
     <w:p>
@@ -4590,15 +5222,31 @@
           <w:bCs/>
           <w:sz w:val="28"/>
         </w:rPr>
-        <w:t>pthread_create</w:t>
-      </w:r>
-      <w:proofErr w:type="spellEnd"/>
-      <w:r>
-        <w:rPr>
-          <w:bCs/>
-          <w:sz w:val="28"/>
-        </w:rPr>
-        <w:t xml:space="preserve">(&amp;t2, NULL, </w:t>
+        <w:t>pthread_</w:t>
+      </w:r>
+      <w:proofErr w:type="gramStart"/>
+      <w:r>
+        <w:rPr>
+          <w:bCs/>
+          <w:sz w:val="28"/>
+        </w:rPr>
+        <w:t>create</w:t>
+      </w:r>
+      <w:proofErr w:type="spellEnd"/>
+      <w:r>
+        <w:rPr>
+          <w:bCs/>
+          <w:sz w:val="28"/>
+        </w:rPr>
+        <w:t>(</w:t>
+      </w:r>
+      <w:proofErr w:type="gramEnd"/>
+      <w:r>
+        <w:rPr>
+          <w:bCs/>
+          <w:sz w:val="28"/>
+        </w:rPr>
+        <w:t xml:space="preserve">&amp;t2, NULL, </w:t>
       </w:r>
       <w:proofErr w:type="spellStart"/>
       <w:r>
@@ -4645,15 +5293,31 @@
           <w:bCs/>
           <w:sz w:val="28"/>
         </w:rPr>
-        <w:t>pthread_join</w:t>
-      </w:r>
-      <w:proofErr w:type="spellEnd"/>
-      <w:r>
-        <w:rPr>
-          <w:bCs/>
-          <w:sz w:val="28"/>
-        </w:rPr>
-        <w:t>(t1, NULL);</w:t>
+        <w:t>pthread_</w:t>
+      </w:r>
+      <w:proofErr w:type="gramStart"/>
+      <w:r>
+        <w:rPr>
+          <w:bCs/>
+          <w:sz w:val="28"/>
+        </w:rPr>
+        <w:t>join</w:t>
+      </w:r>
+      <w:proofErr w:type="spellEnd"/>
+      <w:r>
+        <w:rPr>
+          <w:bCs/>
+          <w:sz w:val="28"/>
+        </w:rPr>
+        <w:t>(</w:t>
+      </w:r>
+      <w:proofErr w:type="gramEnd"/>
+      <w:r>
+        <w:rPr>
+          <w:bCs/>
+          <w:sz w:val="28"/>
+        </w:rPr>
+        <w:t>t1, NULL);</w:t>
       </w:r>
     </w:p>
     <w:p>
@@ -4676,15 +5340,31 @@
           <w:bCs/>
           <w:sz w:val="28"/>
         </w:rPr>
-        <w:t>pthread_join</w:t>
-      </w:r>
-      <w:proofErr w:type="spellEnd"/>
-      <w:r>
-        <w:rPr>
-          <w:bCs/>
-          <w:sz w:val="28"/>
-        </w:rPr>
-        <w:t>(t2, NULL);</w:t>
+        <w:t>pthread_</w:t>
+      </w:r>
+      <w:proofErr w:type="gramStart"/>
+      <w:r>
+        <w:rPr>
+          <w:bCs/>
+          <w:sz w:val="28"/>
+        </w:rPr>
+        <w:t>join</w:t>
+      </w:r>
+      <w:proofErr w:type="spellEnd"/>
+      <w:r>
+        <w:rPr>
+          <w:bCs/>
+          <w:sz w:val="28"/>
+        </w:rPr>
+        <w:t>(</w:t>
+      </w:r>
+      <w:proofErr w:type="gramEnd"/>
+      <w:r>
+        <w:rPr>
+          <w:bCs/>
+          <w:sz w:val="28"/>
+        </w:rPr>
+        <w:t>t2, NULL);</w:t>
       </w:r>
     </w:p>
     <w:p>
@@ -4710,6 +5390,7 @@
         <w:t xml:space="preserve">    </w:t>
       </w:r>
       <w:proofErr w:type="spellStart"/>
+      <w:proofErr w:type="gramStart"/>
       <w:r>
         <w:rPr>
           <w:bCs/>
@@ -4723,7 +5404,15 @@
           <w:bCs/>
           <w:sz w:val="28"/>
         </w:rPr>
-        <w:t>("Factorial = %d\</w:t>
+        <w:t>(</w:t>
+      </w:r>
+      <w:proofErr w:type="gramEnd"/>
+      <w:r>
+        <w:rPr>
+          <w:bCs/>
+          <w:sz w:val="28"/>
+        </w:rPr>
+        <w:t>"Factorial = %d\</w:t>
       </w:r>
       <w:proofErr w:type="spellStart"/>
       <w:r>
@@ -4800,6 +5489,7 @@
       <w:r>
         <w:rPr>
           <w:b/>
+          <w:noProof/>
           <w:sz w:val="40"/>
           <w:szCs w:val="32"/>
           <w:u w:val="single"/>
@@ -4889,6 +5579,7 @@
       <w:r>
         <w:rPr>
           <w:b/>
+          <w:noProof/>
           <w:sz w:val="40"/>
           <w:szCs w:val="32"/>
           <w:u w:val="single"/>
@@ -4980,6 +5671,7 @@
         </w:rPr>
         <w:t xml:space="preserve">Question </w:t>
       </w:r>
+      <w:proofErr w:type="gramStart"/>
       <w:r>
         <w:rPr>
           <w:b/>
@@ -5004,6 +5696,7 @@
         </w:rPr>
         <w:t>:</w:t>
       </w:r>
+      <w:proofErr w:type="gramEnd"/>
       <w:r>
         <w:t xml:space="preserve"> </w:t>
       </w:r>
@@ -5026,6 +5719,7 @@
       <w:r>
         <w:rPr>
           <w:bCs/>
+          <w:noProof/>
           <w:sz w:val="28"/>
         </w:rPr>
         <w:drawing>
@@ -5212,6 +5906,44 @@
         <w:br/>
         <w:t>Thread 2 → read 5</w:t>
       </w:r>
+    </w:p>
+    <w:p>
+      <w:pPr>
+        <w:rPr>
+          <w:bCs/>
+          <w:sz w:val="28"/>
+        </w:rPr>
+      </w:pPr>
+      <w:r>
+        <w:rPr>
+          <w:bCs/>
+          <w:sz w:val="28"/>
+        </w:rPr>
+        <w:t>t1++</w:t>
+      </w:r>
+    </w:p>
+    <w:p>
+      <w:pPr>
+        <w:rPr>
+          <w:bCs/>
+          <w:sz w:val="28"/>
+        </w:rPr>
+      </w:pPr>
+      <w:r>
+        <w:rPr>
+          <w:bCs/>
+          <w:sz w:val="28"/>
+        </w:rPr>
+        <w:t>t2++</w:t>
+      </w:r>
+    </w:p>
+    <w:p>
+      <w:pPr>
+        <w:rPr>
+          <w:bCs/>
+          <w:sz w:val="28"/>
+        </w:rPr>
+      </w:pPr>
       <w:r>
         <w:rPr>
           <w:bCs/>
@@ -5226,7 +5958,15 @@
           <w:sz w:val="28"/>
         </w:rPr>
         <w:br/>
-        <w:t xml:space="preserve">Thread 2 → write 6  </w:t>
+        <w:t xml:space="preserve">Thread 2 → write </w:t>
+      </w:r>
+      <w:proofErr w:type="gramStart"/>
+      <w:r>
+        <w:rPr>
+          <w:bCs/>
+          <w:sz w:val="28"/>
+        </w:rPr>
+        <w:t xml:space="preserve">6  </w:t>
       </w:r>
       <w:r>
         <w:rPr>
@@ -5236,6 +5976,7 @@
         </w:rPr>
         <w:t>❌</w:t>
       </w:r>
+      <w:proofErr w:type="gramEnd"/>
       <w:r>
         <w:rPr>
           <w:bCs/>
@@ -5278,6 +6019,7 @@
         </w:rPr>
         <w:t xml:space="preserve">Question </w:t>
       </w:r>
+      <w:proofErr w:type="gramStart"/>
       <w:r>
         <w:rPr>
           <w:b/>
@@ -5302,6 +6044,7 @@
         </w:rPr>
         <w:t>:</w:t>
       </w:r>
+      <w:proofErr w:type="gramEnd"/>
       <w:r>
         <w:t xml:space="preserve"> </w:t>
       </w:r>
@@ -5438,7 +6181,23 @@
           <w:bCs/>
           <w:sz w:val="28"/>
         </w:rPr>
-        <w:t xml:space="preserve">void* increment(void* </w:t>
+        <w:t xml:space="preserve">void* </w:t>
+      </w:r>
+      <w:proofErr w:type="gramStart"/>
+      <w:r>
+        <w:rPr>
+          <w:bCs/>
+          <w:sz w:val="28"/>
+        </w:rPr>
+        <w:t>increment(</w:t>
+      </w:r>
+      <w:proofErr w:type="gramEnd"/>
+      <w:r>
+        <w:rPr>
+          <w:bCs/>
+          <w:sz w:val="28"/>
+        </w:rPr>
+        <w:t xml:space="preserve">void* </w:t>
       </w:r>
       <w:proofErr w:type="spellStart"/>
       <w:r>
@@ -5469,7 +6228,23 @@
           <w:bCs/>
           <w:sz w:val="28"/>
         </w:rPr>
-        <w:t xml:space="preserve">    for(int </w:t>
+        <w:t xml:space="preserve">    </w:t>
+      </w:r>
+      <w:proofErr w:type="gramStart"/>
+      <w:r>
+        <w:rPr>
+          <w:bCs/>
+          <w:sz w:val="28"/>
+        </w:rPr>
+        <w:t>for(</w:t>
+      </w:r>
+      <w:proofErr w:type="gramEnd"/>
+      <w:r>
+        <w:rPr>
+          <w:bCs/>
+          <w:sz w:val="28"/>
+        </w:rPr>
+        <w:t xml:space="preserve">int </w:t>
       </w:r>
       <w:proofErr w:type="spellStart"/>
       <w:r>
@@ -5585,7 +6360,23 @@
           <w:bCs/>
           <w:sz w:val="28"/>
         </w:rPr>
-        <w:t>int main() {</w:t>
+        <w:t xml:space="preserve">int </w:t>
+      </w:r>
+      <w:proofErr w:type="gramStart"/>
+      <w:r>
+        <w:rPr>
+          <w:bCs/>
+          <w:sz w:val="28"/>
+        </w:rPr>
+        <w:t>main(</w:t>
+      </w:r>
+      <w:proofErr w:type="gramEnd"/>
+      <w:r>
+        <w:rPr>
+          <w:bCs/>
+          <w:sz w:val="28"/>
+        </w:rPr>
+        <w:t>) {</w:t>
       </w:r>
     </w:p>
     <w:p>
@@ -5617,76 +6408,6 @@
           <w:sz w:val="28"/>
         </w:rPr>
         <w:t xml:space="preserve"> t1, t2;</w:t>
-      </w:r>
-    </w:p>
-    <w:p>
-      <w:pPr>
-        <w:rPr>
-          <w:bCs/>
-          <w:sz w:val="28"/>
-        </w:rPr>
-      </w:pPr>
-    </w:p>
-    <w:p>
-      <w:pPr>
-        <w:rPr>
-          <w:bCs/>
-          <w:sz w:val="28"/>
-        </w:rPr>
-      </w:pPr>
-      <w:r>
-        <w:rPr>
-          <w:bCs/>
-          <w:sz w:val="28"/>
-        </w:rPr>
-        <w:t xml:space="preserve">    </w:t>
-      </w:r>
-      <w:proofErr w:type="spellStart"/>
-      <w:r>
-        <w:rPr>
-          <w:bCs/>
-          <w:sz w:val="28"/>
-        </w:rPr>
-        <w:t>pthread_create</w:t>
-      </w:r>
-      <w:proofErr w:type="spellEnd"/>
-      <w:r>
-        <w:rPr>
-          <w:bCs/>
-          <w:sz w:val="28"/>
-        </w:rPr>
-        <w:t>(&amp;t1, NULL, increment, NULL);</w:t>
-      </w:r>
-    </w:p>
-    <w:p>
-      <w:pPr>
-        <w:rPr>
-          <w:bCs/>
-          <w:sz w:val="28"/>
-        </w:rPr>
-      </w:pPr>
-      <w:r>
-        <w:rPr>
-          <w:bCs/>
-          <w:sz w:val="28"/>
-        </w:rPr>
-        <w:t xml:space="preserve">    </w:t>
-      </w:r>
-      <w:proofErr w:type="spellStart"/>
-      <w:r>
-        <w:rPr>
-          <w:bCs/>
-          <w:sz w:val="28"/>
-        </w:rPr>
-        <w:t>pthread_create</w:t>
-      </w:r>
-      <w:proofErr w:type="spellEnd"/>
-      <w:r>
-        <w:rPr>
-          <w:bCs/>
-          <w:sz w:val="28"/>
-        </w:rPr>
-        <w:t>(&amp;t2, NULL, increment, NULL);</w:t>
       </w:r>
     </w:p>
     <w:p>
@@ -5718,15 +6439,31 @@
           <w:bCs/>
           <w:sz w:val="28"/>
         </w:rPr>
-        <w:t>pthread_join</w:t>
-      </w:r>
-      <w:proofErr w:type="spellEnd"/>
-      <w:r>
-        <w:rPr>
-          <w:bCs/>
-          <w:sz w:val="28"/>
-        </w:rPr>
-        <w:t>(t1, NULL);</w:t>
+        <w:t>pthread_</w:t>
+      </w:r>
+      <w:proofErr w:type="gramStart"/>
+      <w:r>
+        <w:rPr>
+          <w:bCs/>
+          <w:sz w:val="28"/>
+        </w:rPr>
+        <w:t>create</w:t>
+      </w:r>
+      <w:proofErr w:type="spellEnd"/>
+      <w:r>
+        <w:rPr>
+          <w:bCs/>
+          <w:sz w:val="28"/>
+        </w:rPr>
+        <w:t>(</w:t>
+      </w:r>
+      <w:proofErr w:type="gramEnd"/>
+      <w:r>
+        <w:rPr>
+          <w:bCs/>
+          <w:sz w:val="28"/>
+        </w:rPr>
+        <w:t>&amp;t1, NULL, increment, NULL);</w:t>
       </w:r>
     </w:p>
     <w:p>
@@ -5749,15 +6486,31 @@
           <w:bCs/>
           <w:sz w:val="28"/>
         </w:rPr>
-        <w:t>pthread_join</w:t>
-      </w:r>
-      <w:proofErr w:type="spellEnd"/>
-      <w:r>
-        <w:rPr>
-          <w:bCs/>
-          <w:sz w:val="28"/>
-        </w:rPr>
-        <w:t>(t2, NULL);</w:t>
+        <w:t>pthread_</w:t>
+      </w:r>
+      <w:proofErr w:type="gramStart"/>
+      <w:r>
+        <w:rPr>
+          <w:bCs/>
+          <w:sz w:val="28"/>
+        </w:rPr>
+        <w:t>create</w:t>
+      </w:r>
+      <w:proofErr w:type="spellEnd"/>
+      <w:r>
+        <w:rPr>
+          <w:bCs/>
+          <w:sz w:val="28"/>
+        </w:rPr>
+        <w:t>(</w:t>
+      </w:r>
+      <w:proofErr w:type="gramEnd"/>
+      <w:r>
+        <w:rPr>
+          <w:bCs/>
+          <w:sz w:val="28"/>
+        </w:rPr>
+        <w:t>&amp;t2, NULL, increment, NULL);</w:t>
       </w:r>
     </w:p>
     <w:p>
@@ -5788,6 +6541,109 @@
           <w:bCs/>
           <w:sz w:val="28"/>
         </w:rPr>
+        <w:t>pthread_</w:t>
+      </w:r>
+      <w:proofErr w:type="gramStart"/>
+      <w:r>
+        <w:rPr>
+          <w:bCs/>
+          <w:sz w:val="28"/>
+        </w:rPr>
+        <w:t>join</w:t>
+      </w:r>
+      <w:proofErr w:type="spellEnd"/>
+      <w:r>
+        <w:rPr>
+          <w:bCs/>
+          <w:sz w:val="28"/>
+        </w:rPr>
+        <w:t>(</w:t>
+      </w:r>
+      <w:proofErr w:type="gramEnd"/>
+      <w:r>
+        <w:rPr>
+          <w:bCs/>
+          <w:sz w:val="28"/>
+        </w:rPr>
+        <w:t>t1, NULL);</w:t>
+      </w:r>
+    </w:p>
+    <w:p>
+      <w:pPr>
+        <w:rPr>
+          <w:bCs/>
+          <w:sz w:val="28"/>
+        </w:rPr>
+      </w:pPr>
+      <w:r>
+        <w:rPr>
+          <w:bCs/>
+          <w:sz w:val="28"/>
+        </w:rPr>
+        <w:t xml:space="preserve">    </w:t>
+      </w:r>
+      <w:proofErr w:type="spellStart"/>
+      <w:r>
+        <w:rPr>
+          <w:bCs/>
+          <w:sz w:val="28"/>
+        </w:rPr>
+        <w:t>pthread_</w:t>
+      </w:r>
+      <w:proofErr w:type="gramStart"/>
+      <w:r>
+        <w:rPr>
+          <w:bCs/>
+          <w:sz w:val="28"/>
+        </w:rPr>
+        <w:t>join</w:t>
+      </w:r>
+      <w:proofErr w:type="spellEnd"/>
+      <w:r>
+        <w:rPr>
+          <w:bCs/>
+          <w:sz w:val="28"/>
+        </w:rPr>
+        <w:t>(</w:t>
+      </w:r>
+      <w:proofErr w:type="gramEnd"/>
+      <w:r>
+        <w:rPr>
+          <w:bCs/>
+          <w:sz w:val="28"/>
+        </w:rPr>
+        <w:t>t2, NULL);</w:t>
+      </w:r>
+    </w:p>
+    <w:p>
+      <w:pPr>
+        <w:rPr>
+          <w:bCs/>
+          <w:sz w:val="28"/>
+        </w:rPr>
+      </w:pPr>
+    </w:p>
+    <w:p>
+      <w:pPr>
+        <w:rPr>
+          <w:bCs/>
+          <w:sz w:val="28"/>
+        </w:rPr>
+      </w:pPr>
+      <w:r>
+        <w:rPr>
+          <w:bCs/>
+          <w:sz w:val="28"/>
+        </w:rPr>
+        <w:t xml:space="preserve">    </w:t>
+      </w:r>
+      <w:proofErr w:type="spellStart"/>
+      <w:proofErr w:type="gramStart"/>
+      <w:r>
+        <w:rPr>
+          <w:bCs/>
+          <w:sz w:val="28"/>
+        </w:rPr>
         <w:t>printf</w:t>
       </w:r>
       <w:proofErr w:type="spellEnd"/>
@@ -5796,7 +6652,15 @@
           <w:bCs/>
           <w:sz w:val="28"/>
         </w:rPr>
-        <w:t>("Counter = %d\n", counter); // Wrong value possible</w:t>
+        <w:t>(</w:t>
+      </w:r>
+      <w:proofErr w:type="gramEnd"/>
+      <w:r>
+        <w:rPr>
+          <w:bCs/>
+          <w:sz w:val="28"/>
+        </w:rPr>
+        <w:t>"Counter = %d\n", counter); // Wrong value possible</w:t>
       </w:r>
     </w:p>
     <w:p>
@@ -5857,10 +6721,12 @@
       <w:r>
         <w:rPr>
           <w:b/>
+          <w:noProof/>
           <w:sz w:val="40"/>
           <w:szCs w:val="32"/>
           <w:u w:val="single"/>
         </w:rPr>
+        <w:lastRenderedPageBreak/>
         <w:drawing>
           <wp:inline distT="0" distB="0" distL="0" distR="0" wp14:anchorId="6BCD51E1" wp14:editId="3ECB1355">
             <wp:extent cx="6554115" cy="6268325"/>
@@ -5955,6 +6821,7 @@
       <w:r>
         <w:rPr>
           <w:b/>
+          <w:noProof/>
           <w:sz w:val="40"/>
           <w:szCs w:val="32"/>
           <w:u w:val="single"/>
@@ -6053,8 +6920,9 @@
           <w:szCs w:val="32"/>
           <w:u w:val="single"/>
         </w:rPr>
-        <w:t xml:space="preserve"> 8</w:t>
-      </w:r>
+        <w:t xml:space="preserve"> </w:t>
+      </w:r>
+      <w:proofErr w:type="gramStart"/>
       <w:r>
         <w:rPr>
           <w:b/>
@@ -6062,6 +6930,15 @@
           <w:szCs w:val="32"/>
           <w:u w:val="single"/>
         </w:rPr>
+        <w:t>8</w:t>
+      </w:r>
+      <w:r>
+        <w:rPr>
+          <w:b/>
+          <w:sz w:val="40"/>
+          <w:szCs w:val="32"/>
+          <w:u w:val="single"/>
+        </w:rPr>
         <w:t xml:space="preserve"> </w:t>
       </w:r>
       <w:r>
@@ -6079,6 +6956,7 @@
         </w:rPr>
         <w:t>:</w:t>
       </w:r>
+      <w:proofErr w:type="gramEnd"/>
       <w:r>
         <w:t xml:space="preserve"> </w:t>
       </w:r>
@@ -6239,7 +7117,23 @@
           <w:bCs/>
           <w:sz w:val="28"/>
         </w:rPr>
-        <w:t xml:space="preserve">void* increment(void* </w:t>
+        <w:t xml:space="preserve">void* </w:t>
+      </w:r>
+      <w:proofErr w:type="gramStart"/>
+      <w:r>
+        <w:rPr>
+          <w:bCs/>
+          <w:sz w:val="28"/>
+        </w:rPr>
+        <w:t>increment(</w:t>
+      </w:r>
+      <w:proofErr w:type="gramEnd"/>
+      <w:r>
+        <w:rPr>
+          <w:bCs/>
+          <w:sz w:val="28"/>
+        </w:rPr>
+        <w:t xml:space="preserve">void* </w:t>
       </w:r>
       <w:proofErr w:type="spellStart"/>
       <w:r>
@@ -6270,7 +7164,23 @@
           <w:bCs/>
           <w:sz w:val="28"/>
         </w:rPr>
-        <w:t xml:space="preserve">    for(int </w:t>
+        <w:t xml:space="preserve">    </w:t>
+      </w:r>
+      <w:proofErr w:type="gramStart"/>
+      <w:r>
+        <w:rPr>
+          <w:bCs/>
+          <w:sz w:val="28"/>
+        </w:rPr>
+        <w:t>for(</w:t>
+      </w:r>
+      <w:proofErr w:type="gramEnd"/>
+      <w:r>
+        <w:rPr>
+          <w:bCs/>
+          <w:sz w:val="28"/>
+        </w:rPr>
+        <w:t xml:space="preserve">int </w:t>
       </w:r>
       <w:proofErr w:type="spellStart"/>
       <w:r>
@@ -6425,15 +7335,471 @@
           <w:bCs/>
           <w:sz w:val="28"/>
         </w:rPr>
+        <w:t xml:space="preserve">    return NULL;</w:t>
+      </w:r>
+    </w:p>
+    <w:p>
+      <w:pPr>
+        <w:rPr>
+          <w:bCs/>
+          <w:sz w:val="28"/>
+        </w:rPr>
+      </w:pPr>
+      <w:r>
+        <w:rPr>
+          <w:bCs/>
+          <w:sz w:val="28"/>
+        </w:rPr>
+        <w:t>}</w:t>
+      </w:r>
+    </w:p>
+    <w:p>
+      <w:pPr>
+        <w:rPr>
+          <w:bCs/>
+          <w:sz w:val="28"/>
+        </w:rPr>
+      </w:pPr>
+    </w:p>
+    <w:p>
+      <w:pPr>
+        <w:rPr>
+          <w:bCs/>
+          <w:sz w:val="28"/>
+        </w:rPr>
+      </w:pPr>
+      <w:r>
+        <w:rPr>
+          <w:bCs/>
+          <w:sz w:val="28"/>
+        </w:rPr>
+        <w:t xml:space="preserve">int </w:t>
+      </w:r>
+      <w:proofErr w:type="gramStart"/>
+      <w:r>
+        <w:rPr>
+          <w:bCs/>
+          <w:sz w:val="28"/>
+        </w:rPr>
+        <w:t>main(</w:t>
+      </w:r>
+      <w:proofErr w:type="gramEnd"/>
+      <w:r>
+        <w:rPr>
+          <w:bCs/>
+          <w:sz w:val="28"/>
+        </w:rPr>
+        <w:t>) {</w:t>
+      </w:r>
+    </w:p>
+    <w:p>
+      <w:pPr>
+        <w:rPr>
+          <w:bCs/>
+          <w:sz w:val="28"/>
+        </w:rPr>
+      </w:pPr>
+      <w:r>
+        <w:rPr>
+          <w:bCs/>
+          <w:sz w:val="28"/>
+        </w:rPr>
+        <w:t xml:space="preserve">    </w:t>
+      </w:r>
+      <w:proofErr w:type="spellStart"/>
+      <w:r>
+        <w:rPr>
+          <w:bCs/>
+          <w:sz w:val="28"/>
+        </w:rPr>
+        <w:t>pthread_t</w:t>
+      </w:r>
+      <w:proofErr w:type="spellEnd"/>
+      <w:r>
+        <w:rPr>
+          <w:bCs/>
+          <w:sz w:val="28"/>
+        </w:rPr>
+        <w:t xml:space="preserve"> t1, t2;</w:t>
+      </w:r>
+    </w:p>
+    <w:p>
+      <w:pPr>
+        <w:rPr>
+          <w:bCs/>
+          <w:sz w:val="28"/>
+        </w:rPr>
+      </w:pPr>
+    </w:p>
+    <w:p>
+      <w:pPr>
+        <w:rPr>
+          <w:bCs/>
+          <w:sz w:val="28"/>
+        </w:rPr>
+      </w:pPr>
+      <w:r>
+        <w:rPr>
+          <w:bCs/>
+          <w:sz w:val="28"/>
+        </w:rPr>
+        <w:t xml:space="preserve">    </w:t>
+      </w:r>
+      <w:proofErr w:type="spellStart"/>
+      <w:r>
+        <w:rPr>
+          <w:bCs/>
+          <w:sz w:val="28"/>
+        </w:rPr>
+        <w:t>pthread_mutex_</w:t>
+      </w:r>
+      <w:proofErr w:type="gramStart"/>
+      <w:r>
+        <w:rPr>
+          <w:bCs/>
+          <w:sz w:val="28"/>
+        </w:rPr>
+        <w:t>init</w:t>
+      </w:r>
+      <w:proofErr w:type="spellEnd"/>
+      <w:r>
+        <w:rPr>
+          <w:bCs/>
+          <w:sz w:val="28"/>
+        </w:rPr>
+        <w:t>(</w:t>
+      </w:r>
+      <w:proofErr w:type="gramEnd"/>
+      <w:r>
+        <w:rPr>
+          <w:bCs/>
+          <w:sz w:val="28"/>
+        </w:rPr>
+        <w:t>&amp;lock, NULL);</w:t>
+      </w:r>
+    </w:p>
+    <w:p>
+      <w:pPr>
+        <w:rPr>
+          <w:bCs/>
+          <w:sz w:val="28"/>
+        </w:rPr>
+      </w:pPr>
+    </w:p>
+    <w:p>
+      <w:pPr>
+        <w:rPr>
+          <w:bCs/>
+          <w:sz w:val="28"/>
+        </w:rPr>
+      </w:pPr>
+      <w:r>
+        <w:rPr>
+          <w:bCs/>
+          <w:sz w:val="28"/>
+        </w:rPr>
         <w:lastRenderedPageBreak/>
-        <w:t xml:space="preserve">    return NULL;</w:t>
-      </w:r>
-    </w:p>
-    <w:p>
-      <w:pPr>
-        <w:rPr>
-          <w:bCs/>
-          <w:sz w:val="28"/>
+        <w:t xml:space="preserve">    </w:t>
+      </w:r>
+      <w:proofErr w:type="spellStart"/>
+      <w:r>
+        <w:rPr>
+          <w:bCs/>
+          <w:sz w:val="28"/>
+        </w:rPr>
+        <w:t>pthread_</w:t>
+      </w:r>
+      <w:proofErr w:type="gramStart"/>
+      <w:r>
+        <w:rPr>
+          <w:bCs/>
+          <w:sz w:val="28"/>
+        </w:rPr>
+        <w:t>create</w:t>
+      </w:r>
+      <w:proofErr w:type="spellEnd"/>
+      <w:r>
+        <w:rPr>
+          <w:bCs/>
+          <w:sz w:val="28"/>
+        </w:rPr>
+        <w:t>(</w:t>
+      </w:r>
+      <w:proofErr w:type="gramEnd"/>
+      <w:r>
+        <w:rPr>
+          <w:bCs/>
+          <w:sz w:val="28"/>
+        </w:rPr>
+        <w:t>&amp;t1, NULL, increment, NULL);</w:t>
+      </w:r>
+    </w:p>
+    <w:p>
+      <w:pPr>
+        <w:rPr>
+          <w:bCs/>
+          <w:sz w:val="28"/>
+        </w:rPr>
+      </w:pPr>
+      <w:r>
+        <w:rPr>
+          <w:bCs/>
+          <w:sz w:val="28"/>
+        </w:rPr>
+        <w:t xml:space="preserve">    </w:t>
+      </w:r>
+      <w:proofErr w:type="spellStart"/>
+      <w:r>
+        <w:rPr>
+          <w:bCs/>
+          <w:sz w:val="28"/>
+        </w:rPr>
+        <w:t>pthread_</w:t>
+      </w:r>
+      <w:proofErr w:type="gramStart"/>
+      <w:r>
+        <w:rPr>
+          <w:bCs/>
+          <w:sz w:val="28"/>
+        </w:rPr>
+        <w:t>create</w:t>
+      </w:r>
+      <w:proofErr w:type="spellEnd"/>
+      <w:r>
+        <w:rPr>
+          <w:bCs/>
+          <w:sz w:val="28"/>
+        </w:rPr>
+        <w:t>(</w:t>
+      </w:r>
+      <w:proofErr w:type="gramEnd"/>
+      <w:r>
+        <w:rPr>
+          <w:bCs/>
+          <w:sz w:val="28"/>
+        </w:rPr>
+        <w:t>&amp;t2, NULL, increment, NULL);</w:t>
+      </w:r>
+    </w:p>
+    <w:p>
+      <w:pPr>
+        <w:rPr>
+          <w:bCs/>
+          <w:sz w:val="28"/>
+        </w:rPr>
+      </w:pPr>
+    </w:p>
+    <w:p>
+      <w:pPr>
+        <w:rPr>
+          <w:bCs/>
+          <w:sz w:val="28"/>
+        </w:rPr>
+      </w:pPr>
+      <w:r>
+        <w:rPr>
+          <w:bCs/>
+          <w:sz w:val="28"/>
+        </w:rPr>
+        <w:t xml:space="preserve">    </w:t>
+      </w:r>
+      <w:proofErr w:type="spellStart"/>
+      <w:r>
+        <w:rPr>
+          <w:bCs/>
+          <w:sz w:val="28"/>
+        </w:rPr>
+        <w:t>pthread_</w:t>
+      </w:r>
+      <w:proofErr w:type="gramStart"/>
+      <w:r>
+        <w:rPr>
+          <w:bCs/>
+          <w:sz w:val="28"/>
+        </w:rPr>
+        <w:t>join</w:t>
+      </w:r>
+      <w:proofErr w:type="spellEnd"/>
+      <w:r>
+        <w:rPr>
+          <w:bCs/>
+          <w:sz w:val="28"/>
+        </w:rPr>
+        <w:t>(</w:t>
+      </w:r>
+      <w:proofErr w:type="gramEnd"/>
+      <w:r>
+        <w:rPr>
+          <w:bCs/>
+          <w:sz w:val="28"/>
+        </w:rPr>
+        <w:t>t1, NULL);</w:t>
+      </w:r>
+    </w:p>
+    <w:p>
+      <w:pPr>
+        <w:rPr>
+          <w:bCs/>
+          <w:sz w:val="28"/>
+        </w:rPr>
+      </w:pPr>
+      <w:r>
+        <w:rPr>
+          <w:bCs/>
+          <w:sz w:val="28"/>
+        </w:rPr>
+        <w:t xml:space="preserve">    </w:t>
+      </w:r>
+      <w:proofErr w:type="spellStart"/>
+      <w:r>
+        <w:rPr>
+          <w:bCs/>
+          <w:sz w:val="28"/>
+        </w:rPr>
+        <w:t>pthread_</w:t>
+      </w:r>
+      <w:proofErr w:type="gramStart"/>
+      <w:r>
+        <w:rPr>
+          <w:bCs/>
+          <w:sz w:val="28"/>
+        </w:rPr>
+        <w:t>join</w:t>
+      </w:r>
+      <w:proofErr w:type="spellEnd"/>
+      <w:r>
+        <w:rPr>
+          <w:bCs/>
+          <w:sz w:val="28"/>
+        </w:rPr>
+        <w:t>(</w:t>
+      </w:r>
+      <w:proofErr w:type="gramEnd"/>
+      <w:r>
+        <w:rPr>
+          <w:bCs/>
+          <w:sz w:val="28"/>
+        </w:rPr>
+        <w:t>t2, NULL);</w:t>
+      </w:r>
+    </w:p>
+    <w:p>
+      <w:pPr>
+        <w:rPr>
+          <w:bCs/>
+          <w:sz w:val="28"/>
+        </w:rPr>
+      </w:pPr>
+    </w:p>
+    <w:p>
+      <w:pPr>
+        <w:rPr>
+          <w:bCs/>
+          <w:sz w:val="28"/>
+        </w:rPr>
+      </w:pPr>
+      <w:r>
+        <w:rPr>
+          <w:bCs/>
+          <w:sz w:val="28"/>
+        </w:rPr>
+        <w:t xml:space="preserve">    </w:t>
+      </w:r>
+      <w:proofErr w:type="spellStart"/>
+      <w:proofErr w:type="gramStart"/>
+      <w:r>
+        <w:rPr>
+          <w:bCs/>
+          <w:sz w:val="28"/>
+        </w:rPr>
+        <w:t>printf</w:t>
+      </w:r>
+      <w:proofErr w:type="spellEnd"/>
+      <w:r>
+        <w:rPr>
+          <w:bCs/>
+          <w:sz w:val="28"/>
+        </w:rPr>
+        <w:t>(</w:t>
+      </w:r>
+      <w:proofErr w:type="gramEnd"/>
+      <w:r>
+        <w:rPr>
+          <w:bCs/>
+          <w:sz w:val="28"/>
+        </w:rPr>
+        <w:t>"Counter = %d\n", counter); // Correct</w:t>
+      </w:r>
+    </w:p>
+    <w:p>
+      <w:pPr>
+        <w:rPr>
+          <w:bCs/>
+          <w:sz w:val="28"/>
+        </w:rPr>
+      </w:pPr>
+    </w:p>
+    <w:p>
+      <w:pPr>
+        <w:rPr>
+          <w:bCs/>
+          <w:sz w:val="28"/>
+        </w:rPr>
+      </w:pPr>
+      <w:r>
+        <w:rPr>
+          <w:bCs/>
+          <w:sz w:val="28"/>
+        </w:rPr>
+        <w:t xml:space="preserve">    </w:t>
+      </w:r>
+      <w:proofErr w:type="spellStart"/>
+      <w:r>
+        <w:rPr>
+          <w:bCs/>
+          <w:sz w:val="28"/>
+        </w:rPr>
+        <w:t>pthread_mutex_destroy</w:t>
+      </w:r>
+      <w:proofErr w:type="spellEnd"/>
+      <w:r>
+        <w:rPr>
+          <w:bCs/>
+          <w:sz w:val="28"/>
+        </w:rPr>
+        <w:t>(&amp;lock);</w:t>
+      </w:r>
+    </w:p>
+    <w:p>
+      <w:pPr>
+        <w:rPr>
+          <w:bCs/>
+          <w:sz w:val="28"/>
+        </w:rPr>
+      </w:pPr>
+    </w:p>
+    <w:p>
+      <w:pPr>
+        <w:rPr>
+          <w:bCs/>
+          <w:sz w:val="28"/>
+        </w:rPr>
+      </w:pPr>
+      <w:r>
+        <w:rPr>
+          <w:bCs/>
+          <w:sz w:val="28"/>
+        </w:rPr>
+        <w:t xml:space="preserve">    return 0;</w:t>
+      </w:r>
+    </w:p>
+    <w:p>
+      <w:pPr>
+        <w:rPr>
+          <w:b/>
+          <w:sz w:val="40"/>
+          <w:szCs w:val="32"/>
+          <w:u w:val="single"/>
         </w:rPr>
       </w:pPr>
       <w:r>
@@ -6447,353 +7813,12 @@
     <w:p>
       <w:pPr>
         <w:rPr>
-          <w:bCs/>
-          <w:sz w:val="28"/>
-        </w:rPr>
-      </w:pPr>
-    </w:p>
-    <w:p>
-      <w:pPr>
-        <w:rPr>
-          <w:bCs/>
-          <w:sz w:val="28"/>
-        </w:rPr>
-      </w:pPr>
-      <w:r>
-        <w:rPr>
-          <w:bCs/>
-          <w:sz w:val="28"/>
-        </w:rPr>
-        <w:t>int main() {</w:t>
-      </w:r>
-    </w:p>
-    <w:p>
-      <w:pPr>
-        <w:rPr>
-          <w:bCs/>
-          <w:sz w:val="28"/>
-        </w:rPr>
-      </w:pPr>
-      <w:r>
-        <w:rPr>
-          <w:bCs/>
-          <w:sz w:val="28"/>
-        </w:rPr>
-        <w:t xml:space="preserve">    </w:t>
-      </w:r>
-      <w:proofErr w:type="spellStart"/>
-      <w:r>
-        <w:rPr>
-          <w:bCs/>
-          <w:sz w:val="28"/>
-        </w:rPr>
-        <w:t>pthread_t</w:t>
-      </w:r>
-      <w:proofErr w:type="spellEnd"/>
-      <w:r>
-        <w:rPr>
-          <w:bCs/>
-          <w:sz w:val="28"/>
-        </w:rPr>
-        <w:t xml:space="preserve"> t1, t2;</w:t>
-      </w:r>
-    </w:p>
-    <w:p>
-      <w:pPr>
-        <w:rPr>
-          <w:bCs/>
-          <w:sz w:val="28"/>
-        </w:rPr>
-      </w:pPr>
-    </w:p>
-    <w:p>
-      <w:pPr>
-        <w:rPr>
-          <w:bCs/>
-          <w:sz w:val="28"/>
-        </w:rPr>
-      </w:pPr>
-      <w:r>
-        <w:rPr>
-          <w:bCs/>
-          <w:sz w:val="28"/>
-        </w:rPr>
-        <w:t xml:space="preserve">    </w:t>
-      </w:r>
-      <w:proofErr w:type="spellStart"/>
-      <w:r>
-        <w:rPr>
-          <w:bCs/>
-          <w:sz w:val="28"/>
-        </w:rPr>
-        <w:t>pthread_mutex_init</w:t>
-      </w:r>
-      <w:proofErr w:type="spellEnd"/>
-      <w:r>
-        <w:rPr>
-          <w:bCs/>
-          <w:sz w:val="28"/>
-        </w:rPr>
-        <w:t>(&amp;lock, NULL);</w:t>
-      </w:r>
-    </w:p>
-    <w:p>
-      <w:pPr>
-        <w:rPr>
-          <w:bCs/>
-          <w:sz w:val="28"/>
-        </w:rPr>
-      </w:pPr>
-    </w:p>
-    <w:p>
-      <w:pPr>
-        <w:rPr>
-          <w:bCs/>
-          <w:sz w:val="28"/>
-        </w:rPr>
-      </w:pPr>
-      <w:r>
-        <w:rPr>
-          <w:bCs/>
-          <w:sz w:val="28"/>
-        </w:rPr>
-        <w:t xml:space="preserve">    </w:t>
-      </w:r>
-      <w:proofErr w:type="spellStart"/>
-      <w:r>
-        <w:rPr>
-          <w:bCs/>
-          <w:sz w:val="28"/>
-        </w:rPr>
-        <w:t>pthread_create</w:t>
-      </w:r>
-      <w:proofErr w:type="spellEnd"/>
-      <w:r>
-        <w:rPr>
-          <w:bCs/>
-          <w:sz w:val="28"/>
-        </w:rPr>
-        <w:t>(&amp;t1, NULL, increment, NULL);</w:t>
-      </w:r>
-    </w:p>
-    <w:p>
-      <w:pPr>
-        <w:rPr>
-          <w:bCs/>
-          <w:sz w:val="28"/>
-        </w:rPr>
-      </w:pPr>
-      <w:r>
-        <w:rPr>
-          <w:bCs/>
-          <w:sz w:val="28"/>
-        </w:rPr>
-        <w:t xml:space="preserve">    </w:t>
-      </w:r>
-      <w:proofErr w:type="spellStart"/>
-      <w:r>
-        <w:rPr>
-          <w:bCs/>
-          <w:sz w:val="28"/>
-        </w:rPr>
-        <w:t>pthread_create</w:t>
-      </w:r>
-      <w:proofErr w:type="spellEnd"/>
-      <w:r>
-        <w:rPr>
-          <w:bCs/>
-          <w:sz w:val="28"/>
-        </w:rPr>
-        <w:t>(&amp;t2, NULL, increment, NULL);</w:t>
-      </w:r>
-    </w:p>
-    <w:p>
-      <w:pPr>
-        <w:rPr>
-          <w:bCs/>
-          <w:sz w:val="28"/>
-        </w:rPr>
-      </w:pPr>
-    </w:p>
-    <w:p>
-      <w:pPr>
-        <w:rPr>
-          <w:bCs/>
-          <w:sz w:val="28"/>
-        </w:rPr>
-      </w:pPr>
-      <w:r>
-        <w:rPr>
-          <w:bCs/>
-          <w:sz w:val="28"/>
-        </w:rPr>
-        <w:t xml:space="preserve">    </w:t>
-      </w:r>
-      <w:proofErr w:type="spellStart"/>
-      <w:r>
-        <w:rPr>
-          <w:bCs/>
-          <w:sz w:val="28"/>
-        </w:rPr>
-        <w:t>pthread_join</w:t>
-      </w:r>
-      <w:proofErr w:type="spellEnd"/>
-      <w:r>
-        <w:rPr>
-          <w:bCs/>
-          <w:sz w:val="28"/>
-        </w:rPr>
-        <w:t>(t1, NULL);</w:t>
-      </w:r>
-    </w:p>
-    <w:p>
-      <w:pPr>
-        <w:rPr>
-          <w:bCs/>
-          <w:sz w:val="28"/>
-        </w:rPr>
-      </w:pPr>
-      <w:r>
-        <w:rPr>
-          <w:bCs/>
-          <w:sz w:val="28"/>
-        </w:rPr>
-        <w:t xml:space="preserve">    </w:t>
-      </w:r>
-      <w:proofErr w:type="spellStart"/>
-      <w:r>
-        <w:rPr>
-          <w:bCs/>
-          <w:sz w:val="28"/>
-        </w:rPr>
-        <w:t>pthread_join</w:t>
-      </w:r>
-      <w:proofErr w:type="spellEnd"/>
-      <w:r>
-        <w:rPr>
-          <w:bCs/>
-          <w:sz w:val="28"/>
-        </w:rPr>
-        <w:t>(t2, NULL);</w:t>
-      </w:r>
-    </w:p>
-    <w:p>
-      <w:pPr>
-        <w:rPr>
-          <w:bCs/>
-          <w:sz w:val="28"/>
-        </w:rPr>
-      </w:pPr>
-    </w:p>
-    <w:p>
-      <w:pPr>
-        <w:rPr>
-          <w:bCs/>
-          <w:sz w:val="28"/>
-        </w:rPr>
-      </w:pPr>
-      <w:r>
-        <w:rPr>
-          <w:bCs/>
-          <w:sz w:val="28"/>
-        </w:rPr>
-        <w:t xml:space="preserve">    </w:t>
-      </w:r>
-      <w:proofErr w:type="spellStart"/>
-      <w:r>
-        <w:rPr>
-          <w:bCs/>
-          <w:sz w:val="28"/>
-        </w:rPr>
-        <w:t>printf</w:t>
-      </w:r>
-      <w:proofErr w:type="spellEnd"/>
-      <w:r>
-        <w:rPr>
-          <w:bCs/>
-          <w:sz w:val="28"/>
-        </w:rPr>
-        <w:t>("Counter = %d\n", counter); // Correct</w:t>
-      </w:r>
-    </w:p>
-    <w:p>
-      <w:pPr>
-        <w:rPr>
-          <w:bCs/>
-          <w:sz w:val="28"/>
-        </w:rPr>
-      </w:pPr>
-    </w:p>
-    <w:p>
-      <w:pPr>
-        <w:rPr>
-          <w:bCs/>
-          <w:sz w:val="28"/>
-        </w:rPr>
-      </w:pPr>
-      <w:r>
-        <w:rPr>
-          <w:bCs/>
-          <w:sz w:val="28"/>
-        </w:rPr>
-        <w:t xml:space="preserve">    </w:t>
-      </w:r>
-      <w:proofErr w:type="spellStart"/>
-      <w:r>
-        <w:rPr>
-          <w:bCs/>
-          <w:sz w:val="28"/>
-        </w:rPr>
-        <w:t>pthread_mutex_destroy</w:t>
-      </w:r>
-      <w:proofErr w:type="spellEnd"/>
-      <w:r>
-        <w:rPr>
-          <w:bCs/>
-          <w:sz w:val="28"/>
-        </w:rPr>
-        <w:t>(&amp;lock);</w:t>
-      </w:r>
-    </w:p>
-    <w:p>
-      <w:pPr>
-        <w:rPr>
-          <w:bCs/>
-          <w:sz w:val="28"/>
-        </w:rPr>
-      </w:pPr>
-    </w:p>
-    <w:p>
-      <w:pPr>
-        <w:rPr>
-          <w:bCs/>
-          <w:sz w:val="28"/>
-        </w:rPr>
-      </w:pPr>
-      <w:r>
-        <w:rPr>
-          <w:bCs/>
-          <w:sz w:val="28"/>
-        </w:rPr>
-        <w:t xml:space="preserve">    return 0;</w:t>
-      </w:r>
-    </w:p>
-    <w:p>
-      <w:pPr>
-        <w:rPr>
           <w:b/>
           <w:sz w:val="40"/>
           <w:szCs w:val="32"/>
           <w:u w:val="single"/>
         </w:rPr>
       </w:pPr>
-      <w:r>
-        <w:rPr>
-          <w:bCs/>
-          <w:sz w:val="28"/>
-        </w:rPr>
-        <w:t>}</w:t>
-      </w:r>
     </w:p>
     <w:p>
       <w:pPr>
@@ -6804,19 +7829,10 @@
           <w:u w:val="single"/>
         </w:rPr>
       </w:pPr>
-    </w:p>
-    <w:p>
-      <w:pPr>
-        <w:rPr>
-          <w:b/>
-          <w:sz w:val="40"/>
-          <w:szCs w:val="32"/>
-          <w:u w:val="single"/>
-        </w:rPr>
-      </w:pPr>
-      <w:r>
-        <w:rPr>
-          <w:b/>
+      <w:r>
+        <w:rPr>
+          <w:b/>
+          <w:noProof/>
           <w:sz w:val="40"/>
           <w:szCs w:val="32"/>
           <w:u w:val="single"/>
@@ -6926,6 +7942,7 @@
       <w:r>
         <w:rPr>
           <w:b/>
+          <w:noProof/>
           <w:sz w:val="40"/>
           <w:szCs w:val="32"/>
           <w:u w:val="single"/>
@@ -7018,6 +8035,7 @@
         </w:rPr>
         <w:t xml:space="preserve">Question </w:t>
       </w:r>
+      <w:proofErr w:type="gramStart"/>
       <w:r>
         <w:rPr>
           <w:b/>
@@ -7042,6 +8060,7 @@
         </w:rPr>
         <w:t>:</w:t>
       </w:r>
+      <w:proofErr w:type="gramEnd"/>
       <w:r>
         <w:t xml:space="preserve"> </w:t>
       </w:r>
@@ -7155,60 +8174,156 @@
           <w:bCs/>
           <w:sz w:val="28"/>
         </w:rPr>
-        <w:t>int A[2][2] = {{1,2},{3,4}};</w:t>
-      </w:r>
-    </w:p>
-    <w:p>
-      <w:pPr>
-        <w:rPr>
-          <w:bCs/>
-          <w:sz w:val="28"/>
-        </w:rPr>
-      </w:pPr>
-      <w:r>
-        <w:rPr>
-          <w:bCs/>
-          <w:sz w:val="28"/>
-        </w:rPr>
-        <w:t>int B[2][2] = {{5,6},{7,8}};</w:t>
-      </w:r>
-    </w:p>
-    <w:p>
-      <w:pPr>
-        <w:rPr>
-          <w:bCs/>
-          <w:sz w:val="28"/>
-        </w:rPr>
-      </w:pPr>
-      <w:r>
-        <w:rPr>
-          <w:bCs/>
-          <w:sz w:val="28"/>
-        </w:rPr>
-        <w:t>int C[2][2];</w:t>
-      </w:r>
-    </w:p>
-    <w:p>
-      <w:pPr>
-        <w:rPr>
-          <w:bCs/>
-          <w:sz w:val="28"/>
-        </w:rPr>
-      </w:pPr>
-    </w:p>
-    <w:p>
-      <w:pPr>
-        <w:rPr>
-          <w:bCs/>
-          <w:sz w:val="28"/>
-        </w:rPr>
-      </w:pPr>
-      <w:r>
-        <w:rPr>
-          <w:bCs/>
-          <w:sz w:val="28"/>
-        </w:rPr>
-        <w:t xml:space="preserve">void* add(void* </w:t>
+        <w:t xml:space="preserve">int </w:t>
+      </w:r>
+      <w:proofErr w:type="gramStart"/>
+      <w:r>
+        <w:rPr>
+          <w:bCs/>
+          <w:sz w:val="28"/>
+        </w:rPr>
+        <w:t>A[</w:t>
+      </w:r>
+      <w:proofErr w:type="gramEnd"/>
+      <w:r>
+        <w:rPr>
+          <w:bCs/>
+          <w:sz w:val="28"/>
+        </w:rPr>
+        <w:t>2][2] = {{1,2</w:t>
+      </w:r>
+      <w:proofErr w:type="gramStart"/>
+      <w:r>
+        <w:rPr>
+          <w:bCs/>
+          <w:sz w:val="28"/>
+        </w:rPr>
+        <w:t>},{</w:t>
+      </w:r>
+      <w:proofErr w:type="gramEnd"/>
+      <w:r>
+        <w:rPr>
+          <w:bCs/>
+          <w:sz w:val="28"/>
+        </w:rPr>
+        <w:t>3,4}};</w:t>
+      </w:r>
+    </w:p>
+    <w:p>
+      <w:pPr>
+        <w:rPr>
+          <w:bCs/>
+          <w:sz w:val="28"/>
+        </w:rPr>
+      </w:pPr>
+      <w:r>
+        <w:rPr>
+          <w:bCs/>
+          <w:sz w:val="28"/>
+        </w:rPr>
+        <w:t xml:space="preserve">int </w:t>
+      </w:r>
+      <w:proofErr w:type="gramStart"/>
+      <w:r>
+        <w:rPr>
+          <w:bCs/>
+          <w:sz w:val="28"/>
+        </w:rPr>
+        <w:t>B[</w:t>
+      </w:r>
+      <w:proofErr w:type="gramEnd"/>
+      <w:r>
+        <w:rPr>
+          <w:bCs/>
+          <w:sz w:val="28"/>
+        </w:rPr>
+        <w:t>2][2] = {{5,6</w:t>
+      </w:r>
+      <w:proofErr w:type="gramStart"/>
+      <w:r>
+        <w:rPr>
+          <w:bCs/>
+          <w:sz w:val="28"/>
+        </w:rPr>
+        <w:t>},{</w:t>
+      </w:r>
+      <w:proofErr w:type="gramEnd"/>
+      <w:r>
+        <w:rPr>
+          <w:bCs/>
+          <w:sz w:val="28"/>
+        </w:rPr>
+        <w:t>7,8}};</w:t>
+      </w:r>
+    </w:p>
+    <w:p>
+      <w:pPr>
+        <w:rPr>
+          <w:bCs/>
+          <w:sz w:val="28"/>
+        </w:rPr>
+      </w:pPr>
+      <w:r>
+        <w:rPr>
+          <w:bCs/>
+          <w:sz w:val="28"/>
+        </w:rPr>
+        <w:t xml:space="preserve">int </w:t>
+      </w:r>
+      <w:proofErr w:type="gramStart"/>
+      <w:r>
+        <w:rPr>
+          <w:bCs/>
+          <w:sz w:val="28"/>
+        </w:rPr>
+        <w:t>C[</w:t>
+      </w:r>
+      <w:proofErr w:type="gramEnd"/>
+      <w:r>
+        <w:rPr>
+          <w:bCs/>
+          <w:sz w:val="28"/>
+        </w:rPr>
+        <w:t>2][2];</w:t>
+      </w:r>
+    </w:p>
+    <w:p>
+      <w:pPr>
+        <w:rPr>
+          <w:bCs/>
+          <w:sz w:val="28"/>
+        </w:rPr>
+      </w:pPr>
+    </w:p>
+    <w:p>
+      <w:pPr>
+        <w:rPr>
+          <w:bCs/>
+          <w:sz w:val="28"/>
+        </w:rPr>
+      </w:pPr>
+      <w:r>
+        <w:rPr>
+          <w:bCs/>
+          <w:sz w:val="28"/>
+        </w:rPr>
+        <w:t xml:space="preserve">void* </w:t>
+      </w:r>
+      <w:proofErr w:type="gramStart"/>
+      <w:r>
+        <w:rPr>
+          <w:bCs/>
+          <w:sz w:val="28"/>
+        </w:rPr>
+        <w:t>add(</w:t>
+      </w:r>
+      <w:proofErr w:type="gramEnd"/>
+      <w:r>
+        <w:rPr>
+          <w:bCs/>
+          <w:sz w:val="28"/>
+        </w:rPr>
+        <w:t xml:space="preserve">void* </w:t>
       </w:r>
       <w:proofErr w:type="spellStart"/>
       <w:r>
@@ -7239,7 +8354,23 @@
           <w:bCs/>
           <w:sz w:val="28"/>
         </w:rPr>
-        <w:t xml:space="preserve">    for(int </w:t>
+        <w:t xml:space="preserve">    </w:t>
+      </w:r>
+      <w:proofErr w:type="gramStart"/>
+      <w:r>
+        <w:rPr>
+          <w:bCs/>
+          <w:sz w:val="28"/>
+        </w:rPr>
+        <w:t>for(</w:t>
+      </w:r>
+      <w:proofErr w:type="gramEnd"/>
+      <w:r>
+        <w:rPr>
+          <w:bCs/>
+          <w:sz w:val="28"/>
+        </w:rPr>
+        <w:t xml:space="preserve">int </w:t>
       </w:r>
       <w:proofErr w:type="spellStart"/>
       <w:r>
@@ -7255,22 +8386,102 @@
           <w:bCs/>
           <w:sz w:val="28"/>
         </w:rPr>
-        <w:t>=0;i&lt;2;i++)</w:t>
-      </w:r>
-    </w:p>
-    <w:p>
-      <w:pPr>
-        <w:rPr>
-          <w:bCs/>
-          <w:sz w:val="28"/>
-        </w:rPr>
-      </w:pPr>
-      <w:r>
-        <w:rPr>
-          <w:bCs/>
-          <w:sz w:val="28"/>
-        </w:rPr>
-        <w:t xml:space="preserve">        for(int j=0;j&lt;2;j++)</w:t>
+        <w:t>=</w:t>
+      </w:r>
+      <w:proofErr w:type="gramStart"/>
+      <w:r>
+        <w:rPr>
+          <w:bCs/>
+          <w:sz w:val="28"/>
+        </w:rPr>
+        <w:t>0;i</w:t>
+      </w:r>
+      <w:proofErr w:type="gramEnd"/>
+      <w:r>
+        <w:rPr>
+          <w:bCs/>
+          <w:sz w:val="28"/>
+        </w:rPr>
+        <w:t>&lt;</w:t>
+      </w:r>
+      <w:proofErr w:type="gramStart"/>
+      <w:r>
+        <w:rPr>
+          <w:bCs/>
+          <w:sz w:val="28"/>
+        </w:rPr>
+        <w:t>2;i</w:t>
+      </w:r>
+      <w:proofErr w:type="gramEnd"/>
+      <w:r>
+        <w:rPr>
+          <w:bCs/>
+          <w:sz w:val="28"/>
+        </w:rPr>
+        <w:t>++)</w:t>
+      </w:r>
+    </w:p>
+    <w:p>
+      <w:pPr>
+        <w:rPr>
+          <w:bCs/>
+          <w:sz w:val="28"/>
+        </w:rPr>
+      </w:pPr>
+      <w:r>
+        <w:rPr>
+          <w:bCs/>
+          <w:sz w:val="28"/>
+        </w:rPr>
+        <w:t xml:space="preserve">        </w:t>
+      </w:r>
+      <w:proofErr w:type="gramStart"/>
+      <w:r>
+        <w:rPr>
+          <w:bCs/>
+          <w:sz w:val="28"/>
+        </w:rPr>
+        <w:t>for(</w:t>
+      </w:r>
+      <w:proofErr w:type="gramEnd"/>
+      <w:r>
+        <w:rPr>
+          <w:bCs/>
+          <w:sz w:val="28"/>
+        </w:rPr>
+        <w:t>int j=</w:t>
+      </w:r>
+      <w:proofErr w:type="gramStart"/>
+      <w:r>
+        <w:rPr>
+          <w:bCs/>
+          <w:sz w:val="28"/>
+        </w:rPr>
+        <w:t>0;j</w:t>
+      </w:r>
+      <w:proofErr w:type="gramEnd"/>
+      <w:r>
+        <w:rPr>
+          <w:bCs/>
+          <w:sz w:val="28"/>
+        </w:rPr>
+        <w:t>&lt;</w:t>
+      </w:r>
+      <w:proofErr w:type="gramStart"/>
+      <w:r>
+        <w:rPr>
+          <w:bCs/>
+          <w:sz w:val="28"/>
+        </w:rPr>
+        <w:t>2;j++</w:t>
+      </w:r>
+      <w:proofErr w:type="gramEnd"/>
+      <w:r>
+        <w:rPr>
+          <w:bCs/>
+          <w:sz w:val="28"/>
+        </w:rPr>
+        <w:t>)</w:t>
       </w:r>
     </w:p>
     <w:p>
@@ -7386,7 +8597,23 @@
           <w:bCs/>
           <w:sz w:val="28"/>
         </w:rPr>
-        <w:t>int main() {</w:t>
+        <w:t xml:space="preserve">int </w:t>
+      </w:r>
+      <w:proofErr w:type="gramStart"/>
+      <w:r>
+        <w:rPr>
+          <w:bCs/>
+          <w:sz w:val="28"/>
+        </w:rPr>
+        <w:t>main(</w:t>
+      </w:r>
+      <w:proofErr w:type="gramEnd"/>
+      <w:r>
+        <w:rPr>
+          <w:bCs/>
+          <w:sz w:val="28"/>
+        </w:rPr>
+        <w:t>) {</w:t>
       </w:r>
     </w:p>
     <w:p>
@@ -7448,15 +8675,31 @@
           <w:bCs/>
           <w:sz w:val="28"/>
         </w:rPr>
-        <w:t>pthread_create</w:t>
-      </w:r>
-      <w:proofErr w:type="spellEnd"/>
-      <w:r>
-        <w:rPr>
-          <w:bCs/>
-          <w:sz w:val="28"/>
-        </w:rPr>
-        <w:t>(&amp;t, NULL, add, NULL);</w:t>
+        <w:t>pthread_</w:t>
+      </w:r>
+      <w:proofErr w:type="gramStart"/>
+      <w:r>
+        <w:rPr>
+          <w:bCs/>
+          <w:sz w:val="28"/>
+        </w:rPr>
+        <w:t>create</w:t>
+      </w:r>
+      <w:proofErr w:type="spellEnd"/>
+      <w:r>
+        <w:rPr>
+          <w:bCs/>
+          <w:sz w:val="28"/>
+        </w:rPr>
+        <w:t>(</w:t>
+      </w:r>
+      <w:proofErr w:type="gramEnd"/>
+      <w:r>
+        <w:rPr>
+          <w:bCs/>
+          <w:sz w:val="28"/>
+        </w:rPr>
+        <w:t>&amp;t, NULL, add, NULL);</w:t>
       </w:r>
     </w:p>
     <w:p>
@@ -7479,15 +8722,31 @@
           <w:bCs/>
           <w:sz w:val="28"/>
         </w:rPr>
-        <w:t>pthread_join</w:t>
-      </w:r>
-      <w:proofErr w:type="spellEnd"/>
-      <w:r>
-        <w:rPr>
-          <w:bCs/>
-          <w:sz w:val="28"/>
-        </w:rPr>
-        <w:t>(t, NULL);</w:t>
+        <w:t>pthread_</w:t>
+      </w:r>
+      <w:proofErr w:type="gramStart"/>
+      <w:r>
+        <w:rPr>
+          <w:bCs/>
+          <w:sz w:val="28"/>
+        </w:rPr>
+        <w:t>join</w:t>
+      </w:r>
+      <w:proofErr w:type="spellEnd"/>
+      <w:r>
+        <w:rPr>
+          <w:bCs/>
+          <w:sz w:val="28"/>
+        </w:rPr>
+        <w:t>(</w:t>
+      </w:r>
+      <w:proofErr w:type="gramEnd"/>
+      <w:r>
+        <w:rPr>
+          <w:bCs/>
+          <w:sz w:val="28"/>
+        </w:rPr>
+        <w:t>t, NULL);</w:t>
       </w:r>
     </w:p>
     <w:p>
@@ -7541,7 +8800,23 @@
           <w:bCs/>
           <w:sz w:val="28"/>
         </w:rPr>
-        <w:t xml:space="preserve">    for(int </w:t>
+        <w:t xml:space="preserve">    </w:t>
+      </w:r>
+      <w:proofErr w:type="gramStart"/>
+      <w:r>
+        <w:rPr>
+          <w:bCs/>
+          <w:sz w:val="28"/>
+        </w:rPr>
+        <w:t>for(</w:t>
+      </w:r>
+      <w:proofErr w:type="gramEnd"/>
+      <w:r>
+        <w:rPr>
+          <w:bCs/>
+          <w:sz w:val="28"/>
+        </w:rPr>
+        <w:t xml:space="preserve">int </w:t>
       </w:r>
       <w:proofErr w:type="spellStart"/>
       <w:r>
@@ -7557,22 +8832,102 @@
           <w:bCs/>
           <w:sz w:val="28"/>
         </w:rPr>
-        <w:t>=0;i&lt;2;i++) {</w:t>
-      </w:r>
-    </w:p>
-    <w:p>
-      <w:pPr>
-        <w:rPr>
-          <w:bCs/>
-          <w:sz w:val="28"/>
-        </w:rPr>
-      </w:pPr>
-      <w:r>
-        <w:rPr>
-          <w:bCs/>
-          <w:sz w:val="28"/>
-        </w:rPr>
-        <w:t xml:space="preserve">        for(int j=0;j&lt;2;j++)</w:t>
+        <w:t>=</w:t>
+      </w:r>
+      <w:proofErr w:type="gramStart"/>
+      <w:r>
+        <w:rPr>
+          <w:bCs/>
+          <w:sz w:val="28"/>
+        </w:rPr>
+        <w:t>0;i</w:t>
+      </w:r>
+      <w:proofErr w:type="gramEnd"/>
+      <w:r>
+        <w:rPr>
+          <w:bCs/>
+          <w:sz w:val="28"/>
+        </w:rPr>
+        <w:t>&lt;</w:t>
+      </w:r>
+      <w:proofErr w:type="gramStart"/>
+      <w:r>
+        <w:rPr>
+          <w:bCs/>
+          <w:sz w:val="28"/>
+        </w:rPr>
+        <w:t>2;i</w:t>
+      </w:r>
+      <w:proofErr w:type="gramEnd"/>
+      <w:r>
+        <w:rPr>
+          <w:bCs/>
+          <w:sz w:val="28"/>
+        </w:rPr>
+        <w:t>++) {</w:t>
+      </w:r>
+    </w:p>
+    <w:p>
+      <w:pPr>
+        <w:rPr>
+          <w:bCs/>
+          <w:sz w:val="28"/>
+        </w:rPr>
+      </w:pPr>
+      <w:r>
+        <w:rPr>
+          <w:bCs/>
+          <w:sz w:val="28"/>
+        </w:rPr>
+        <w:t xml:space="preserve">        </w:t>
+      </w:r>
+      <w:proofErr w:type="gramStart"/>
+      <w:r>
+        <w:rPr>
+          <w:bCs/>
+          <w:sz w:val="28"/>
+        </w:rPr>
+        <w:t>for(</w:t>
+      </w:r>
+      <w:proofErr w:type="gramEnd"/>
+      <w:r>
+        <w:rPr>
+          <w:bCs/>
+          <w:sz w:val="28"/>
+        </w:rPr>
+        <w:t>int j=</w:t>
+      </w:r>
+      <w:proofErr w:type="gramStart"/>
+      <w:r>
+        <w:rPr>
+          <w:bCs/>
+          <w:sz w:val="28"/>
+        </w:rPr>
+        <w:t>0;j</w:t>
+      </w:r>
+      <w:proofErr w:type="gramEnd"/>
+      <w:r>
+        <w:rPr>
+          <w:bCs/>
+          <w:sz w:val="28"/>
+        </w:rPr>
+        <w:t>&lt;</w:t>
+      </w:r>
+      <w:proofErr w:type="gramStart"/>
+      <w:r>
+        <w:rPr>
+          <w:bCs/>
+          <w:sz w:val="28"/>
+        </w:rPr>
+        <w:t>2;j++</w:t>
+      </w:r>
+      <w:proofErr w:type="gramEnd"/>
+      <w:r>
+        <w:rPr>
+          <w:bCs/>
+          <w:sz w:val="28"/>
+        </w:rPr>
+        <w:t>)</w:t>
       </w:r>
     </w:p>
     <w:p>
@@ -7590,6 +8945,7 @@
         <w:t xml:space="preserve">            </w:t>
       </w:r>
       <w:proofErr w:type="spellStart"/>
+      <w:proofErr w:type="gramStart"/>
       <w:r>
         <w:rPr>
           <w:bCs/>
@@ -7603,7 +8959,15 @@
           <w:bCs/>
           <w:sz w:val="28"/>
         </w:rPr>
-        <w:t>("%d ", C[</w:t>
+        <w:t>(</w:t>
+      </w:r>
+      <w:proofErr w:type="gramEnd"/>
+      <w:r>
+        <w:rPr>
+          <w:bCs/>
+          <w:sz w:val="28"/>
+        </w:rPr>
+        <w:t>"%d ", C[</w:t>
       </w:r>
       <w:proofErr w:type="spellStart"/>
       <w:r>
@@ -7720,6 +9084,7 @@
       <w:r>
         <w:rPr>
           <w:b/>
+          <w:noProof/>
           <w:sz w:val="40"/>
           <w:szCs w:val="32"/>
           <w:u w:val="single"/>
@@ -7819,6 +9184,7 @@
       <w:r>
         <w:rPr>
           <w:b/>
+          <w:noProof/>
           <w:sz w:val="40"/>
           <w:szCs w:val="32"/>
           <w:u w:val="single"/>
@@ -7911,6 +9277,7 @@
         </w:rPr>
         <w:t xml:space="preserve">Question </w:t>
       </w:r>
+      <w:proofErr w:type="gramStart"/>
       <w:r>
         <w:rPr>
           <w:b/>
@@ -7935,6 +9302,7 @@
         </w:rPr>
         <w:t>:</w:t>
       </w:r>
+      <w:proofErr w:type="gramEnd"/>
       <w:r>
         <w:t xml:space="preserve"> </w:t>
       </w:r>
@@ -10885,6 +12253,7 @@
   <w:style w:type="character" w:default="1" w:styleId="DefaultParagraphFont">
     <w:name w:val="Default Paragraph Font"/>
     <w:uiPriority w:val="1"/>
+    <w:semiHidden/>
     <w:unhideWhenUsed/>
   </w:style>
   <w:style w:type="table" w:default="1" w:styleId="TableNormal">
